--- a/D1 Data Analysis Report (1).docx
+++ b/D1 Data Analysis Report (1).docx
@@ -1,6 +1,6 @@
 
 <file path=word/document.xml><?xml version="1.0" encoding="utf-8"?>
-<w:document xmlns:wpc="http://schemas.microsoft.com/office/word/2010/wordprocessingCanvas" xmlns:cx="http://schemas.microsoft.com/office/drawing/2014/chartex" xmlns:cx1="http://schemas.microsoft.com/office/drawing/2015/9/8/chartex" xmlns:mc="http://schemas.openxmlformats.org/markup-compatibility/2006" xmlns:o="urn:schemas-microsoft-com:office:office" xmlns:r="http://schemas.openxmlformats.org/officeDocument/2006/relationships" xmlns:m="http://schemas.openxmlformats.org/officeDocument/2006/math" xmlns:v="urn:schemas-microsoft-com:vml" xmlns:wp14="http://schemas.microsoft.com/office/word/2010/wordprocessingDrawing" xmlns:wp="http://schemas.openxmlformats.org/drawingml/2006/wordprocessingDrawing" xmlns:w10="urn:schemas-microsoft-com:office:word" xmlns:w="http://schemas.openxmlformats.org/wordprocessingml/2006/main" xmlns:w14="http://schemas.microsoft.com/office/word/2010/wordml" xmlns:w15="http://schemas.microsoft.com/office/word/2012/wordml" xmlns:w16se="http://schemas.microsoft.com/office/word/2015/wordml/symex" xmlns:wpg="http://schemas.microsoft.com/office/word/2010/wordprocessingGroup" xmlns:wpi="http://schemas.microsoft.com/office/word/2010/wordprocessingInk" xmlns:wne="http://schemas.microsoft.com/office/word/2006/wordml" xmlns:wps="http://schemas.microsoft.com/office/word/2010/wordprocessingShape" mc:Ignorable="w14 w15 w16se wp14">
+<w:document xmlns:wpc="http://schemas.microsoft.com/office/word/2010/wordprocessingCanvas" xmlns:cx="http://schemas.microsoft.com/office/drawing/2014/chartex" xmlns:cx1="http://schemas.microsoft.com/office/drawing/2015/9/8/chartex" xmlns:cx2="http://schemas.microsoft.com/office/drawing/2015/10/21/chartex" xmlns:cx3="http://schemas.microsoft.com/office/drawing/2016/5/9/chartex" xmlns:cx4="http://schemas.microsoft.com/office/drawing/2016/5/10/chartex" xmlns:cx5="http://schemas.microsoft.com/office/drawing/2016/5/11/chartex" xmlns:cx6="http://schemas.microsoft.com/office/drawing/2016/5/12/chartex" xmlns:cx7="http://schemas.microsoft.com/office/drawing/2016/5/13/chartex" xmlns:cx8="http://schemas.microsoft.com/office/drawing/2016/5/14/chartex" xmlns:mc="http://schemas.openxmlformats.org/markup-compatibility/2006" xmlns:aink="http://schemas.microsoft.com/office/drawing/2016/ink" xmlns:am3d="http://schemas.microsoft.com/office/drawing/2017/model3d" xmlns:o="urn:schemas-microsoft-com:office:office" xmlns:oel="http://schemas.microsoft.com/office/2019/extlst" xmlns:r="http://schemas.openxmlformats.org/officeDocument/2006/relationships" xmlns:m="http://schemas.openxmlformats.org/officeDocument/2006/math" xmlns:v="urn:schemas-microsoft-com:vml" xmlns:wp14="http://schemas.microsoft.com/office/word/2010/wordprocessingDrawing" xmlns:wp="http://schemas.openxmlformats.org/drawingml/2006/wordprocessingDrawing" xmlns:w10="urn:schemas-microsoft-com:office:word" xmlns:w="http://schemas.openxmlformats.org/wordprocessingml/2006/main" xmlns:w14="http://schemas.microsoft.com/office/word/2010/wordml" xmlns:w15="http://schemas.microsoft.com/office/word/2012/wordml" xmlns:w16cex="http://schemas.microsoft.com/office/word/2018/wordml/cex" xmlns:w16cid="http://schemas.microsoft.com/office/word/2016/wordml/cid" xmlns:w16="http://schemas.microsoft.com/office/word/2018/wordml" xmlns:w16du="http://schemas.microsoft.com/office/word/2023/wordml/word16du" xmlns:w16sdtdh="http://schemas.microsoft.com/office/word/2020/wordml/sdtdatahash" xmlns:w16sdtfl="http://schemas.microsoft.com/office/word/2024/wordml/sdtformatlock" xmlns:w16se="http://schemas.microsoft.com/office/word/2015/wordml/symex" xmlns:wpg="http://schemas.microsoft.com/office/word/2010/wordprocessingGroup" xmlns:wpi="http://schemas.microsoft.com/office/word/2010/wordprocessingInk" xmlns:wne="http://schemas.microsoft.com/office/word/2006/wordml" xmlns:wps="http://schemas.microsoft.com/office/word/2010/wordprocessingShape" mc:Ignorable="w14 w15 w16se w16cid w16 w16cex w16sdtdh w16sdtfl w16du wp14">
   <w:body>
     <w:sdt>
       <w:sdtPr>
@@ -1820,21 +1820,7 @@
         <w:rPr>
           <w:sz w:val="22"/>
         </w:rPr>
-        <w:t xml:space="preserve">Examining the elements affecting students' academic performance is the aim of this analysis. The purpose of the study is to determine how factors like study time, attendance, parental participation, socioeconomic status, and other performance-related elements </w:t>
-      </w:r>
-      <w:proofErr w:type="gramStart"/>
-      <w:r>
-        <w:rPr>
-          <w:sz w:val="22"/>
-        </w:rPr>
-        <w:t>impact</w:t>
-      </w:r>
-      <w:proofErr w:type="gramEnd"/>
-      <w:r>
-        <w:rPr>
-          <w:sz w:val="22"/>
-        </w:rPr>
-        <w:t xml:space="preserve"> the final exam score. </w:t>
+        <w:t xml:space="preserve">Examining the elements affecting students' academic performance is the aim of this analysis. The purpose of the study is to determine how factors like study time, attendance, parental participation, socioeconomic status, and other performance-related elements impact the final exam score. </w:t>
       </w:r>
     </w:p>
     <w:p>
@@ -1901,90 +1887,42 @@
           <w:iCs/>
           <w:highlight w:val="green"/>
         </w:rPr>
-        <w:t>Identify and Justify the type of programming used for data analysis</w:t>
+        <w:t xml:space="preserve">Identify and </w:t>
       </w:r>
       <w:proofErr w:type="gramStart"/>
       <w:r>
         <w:rPr>
+          <w:iCs/>
           <w:highlight w:val="green"/>
         </w:rPr>
-        <w:t>.&gt;</w:t>
+        <w:t>Justify</w:t>
       </w:r>
       <w:proofErr w:type="gramEnd"/>
       <w:r>
         <w:rPr>
+          <w:iCs/>
           <w:highlight w:val="green"/>
         </w:rPr>
-        <w:t>&gt;</w:t>
-      </w:r>
-    </w:p>
-    <w:p>
-      <w:pPr>
-        <w:rPr>
-          <w:sz w:val="22"/>
-        </w:rPr>
-      </w:pPr>
-      <w:r>
-        <w:rPr>
-          <w:sz w:val="22"/>
-        </w:rPr>
-        <w:t xml:space="preserve">Python </w:t>
-      </w:r>
-      <w:proofErr w:type="gramStart"/>
-      <w:r>
-        <w:rPr>
-          <w:sz w:val="22"/>
-        </w:rPr>
-        <w:t>is utilized</w:t>
-      </w:r>
-      <w:proofErr w:type="gramEnd"/>
-      <w:r>
-        <w:rPr>
-          <w:sz w:val="22"/>
-        </w:rPr>
-        <w:t xml:space="preserve"> for this analysis because of its powerful statistical computation, data manipulation, and visualization features. </w:t>
-      </w:r>
-      <w:proofErr w:type="spellStart"/>
-      <w:r>
-        <w:rPr>
-          <w:sz w:val="22"/>
-        </w:rPr>
-        <w:t>Matplotlib</w:t>
-      </w:r>
-      <w:proofErr w:type="spellEnd"/>
-      <w:r>
-        <w:rPr>
-          <w:sz w:val="22"/>
-        </w:rPr>
-        <w:t xml:space="preserve"> and </w:t>
-      </w:r>
-      <w:proofErr w:type="spellStart"/>
-      <w:r>
-        <w:rPr>
-          <w:sz w:val="22"/>
-        </w:rPr>
-        <w:t>Seaborn</w:t>
-      </w:r>
-      <w:proofErr w:type="spellEnd"/>
-      <w:r>
-        <w:rPr>
-          <w:sz w:val="22"/>
-        </w:rPr>
-        <w:t xml:space="preserve"> allow for the graphical display of patterns, while libraries like pandas and </w:t>
-      </w:r>
-      <w:proofErr w:type="spellStart"/>
-      <w:r>
-        <w:rPr>
-          <w:sz w:val="22"/>
-        </w:rPr>
-        <w:t>NumPy</w:t>
-      </w:r>
-      <w:proofErr w:type="spellEnd"/>
-      <w:r>
-        <w:rPr>
-          <w:sz w:val="22"/>
-        </w:rPr>
-        <w:t xml:space="preserve"> make it easier to analyze structured data. Python is ideal for academic data analysis because it guarantees scalability, efficiency, and reproducibility.</w:t>
+        <w:t xml:space="preserve"> the type of programming used for data analysis</w:t>
+      </w:r>
+      <w:r>
+        <w:rPr>
+          <w:highlight w:val="green"/>
+        </w:rPr>
+        <w:t>.&gt;&gt;</w:t>
+      </w:r>
+    </w:p>
+    <w:p>
+      <w:pPr>
+        <w:rPr>
+          <w:sz w:val="22"/>
+        </w:rPr>
+      </w:pPr>
+      <w:r>
+        <w:rPr>
+          <w:sz w:val="22"/>
+        </w:rPr>
+        <w:t>Python is utilized for this analysis because of its powerful statistical computation, data manipulation, and visualization features. Matplotlib and Seaborn allow for the graphical display of patterns, while libraries like pandas and NumPy make it easier to analyze structured data. Python is ideal for academic data analysis because it guarantees scalability, efficiency, and reproducibility.</w:t>
       </w:r>
     </w:p>
     <w:p>
@@ -2031,34 +1969,18 @@
           <w:iCs/>
           <w:highlight w:val="green"/>
         </w:rPr>
-        <w:t xml:space="preserve">Identify the type and purpose of the </w:t>
-      </w:r>
-      <w:proofErr w:type="gramStart"/>
-      <w:r>
-        <w:rPr>
-          <w:iCs/>
+        <w:t>Identify the type and purpose of the machine learning algorithm to be implemented for the chosen dataset</w:t>
+      </w:r>
+      <w:r>
+        <w:rPr>
           <w:highlight w:val="green"/>
         </w:rPr>
-        <w:t>machine learning</w:t>
-      </w:r>
-      <w:proofErr w:type="gramEnd"/>
-      <w:r>
-        <w:rPr>
-          <w:iCs/>
+        <w:t xml:space="preserve"> </w:t>
+      </w:r>
+      <w:r>
+        <w:rPr>
           <w:highlight w:val="green"/>
         </w:rPr>
-        <w:t xml:space="preserve"> algorithm to be implemented for the chosen dataset</w:t>
-      </w:r>
-      <w:r>
-        <w:rPr>
-          <w:highlight w:val="green"/>
-        </w:rPr>
-        <w:t xml:space="preserve"> </w:t>
-      </w:r>
-      <w:r>
-        <w:rPr>
-          <w:highlight w:val="green"/>
-        </w:rPr>
         <w:t>&gt;&gt;</w:t>
       </w:r>
     </w:p>
@@ -2073,75 +1995,19 @@
         <w:rPr>
           <w:sz w:val="22"/>
         </w:rPr>
-        <w:t xml:space="preserve">Given that the dependent variable </w:t>
-      </w:r>
-      <w:proofErr w:type="gramStart"/>
-      <w:r>
-        <w:rPr>
-          <w:sz w:val="22"/>
-        </w:rPr>
-        <w:t>(exam score) is continu</w:t>
-      </w:r>
-      <w:r>
-        <w:rPr>
-          <w:sz w:val="22"/>
-        </w:rPr>
-        <w:t>ous</w:t>
-      </w:r>
-      <w:proofErr w:type="gramEnd"/>
-      <w:r>
-        <w:rPr>
-          <w:sz w:val="22"/>
-        </w:rPr>
-        <w:t xml:space="preserve">, </w:t>
-      </w:r>
-      <w:proofErr w:type="gramStart"/>
-      <w:r>
-        <w:rPr>
-          <w:sz w:val="22"/>
-        </w:rPr>
-        <w:t>regression algorithms are</w:t>
-      </w:r>
-      <w:r>
-        <w:rPr>
-          <w:sz w:val="22"/>
-        </w:rPr>
-        <w:t xml:space="preserve"> suitable</w:t>
-      </w:r>
-      <w:proofErr w:type="gramEnd"/>
-      <w:r>
-        <w:rPr>
-          <w:sz w:val="22"/>
-        </w:rPr>
-        <w:t xml:space="preserve">. Regression modeling </w:t>
-      </w:r>
-      <w:proofErr w:type="gramStart"/>
-      <w:r>
-        <w:rPr>
-          <w:sz w:val="22"/>
-        </w:rPr>
-        <w:t>is used</w:t>
-      </w:r>
-      <w:proofErr w:type="gramEnd"/>
-      <w:r>
-        <w:rPr>
-          <w:sz w:val="22"/>
-        </w:rPr>
-        <w:t xml:space="preserve"> to forecast student performance by taking into account influencing factors. In order to group students according to their performance levels or find trends among similar student profiles, classification and clustering techniques are also pertinent. Algorithms </w:t>
-      </w:r>
-      <w:proofErr w:type="gramStart"/>
-      <w:r>
-        <w:rPr>
-          <w:sz w:val="22"/>
-        </w:rPr>
-        <w:t>are now selected</w:t>
-      </w:r>
-      <w:proofErr w:type="gramEnd"/>
-      <w:r>
-        <w:rPr>
-          <w:sz w:val="22"/>
-        </w:rPr>
-        <w:t xml:space="preserve"> for conceptual comprehension and potential application</w:t>
+        <w:t>Given that the dependent variable (exam score) is continu</w:t>
+      </w:r>
+      <w:r>
+        <w:rPr>
+          <w:sz w:val="22"/>
+        </w:rPr>
+        <w:t>ous, regression algorithms are</w:t>
+      </w:r>
+      <w:r>
+        <w:rPr>
+          <w:sz w:val="22"/>
+        </w:rPr>
+        <w:t xml:space="preserve"> suitable. Regression modeling is used to forecast student performance by taking into account influencing factors. In order to group students according to their performance levels or find trends among similar student profiles, classification and clustering techniques are also pertinent. Algorithms are now selected for conceptual comprehension and potential application</w:t>
       </w:r>
       <w:r>
         <w:rPr>
@@ -2220,307 +2086,9 @@
           <w:szCs w:val="21"/>
           <w:highlight w:val="green"/>
         </w:rPr>
-        <w:t>Identify and Justify the independent and dependent variables for the chosen dataset</w:t>
+        <w:t xml:space="preserve">Identify and </w:t>
       </w:r>
       <w:proofErr w:type="gramStart"/>
-      <w:r>
-        <w:rPr>
-          <w:rFonts w:cstheme="minorBidi"/>
-          <w:iCs/>
-          <w:sz w:val="21"/>
-          <w:szCs w:val="21"/>
-        </w:rPr>
-        <w:t>.</w:t>
-      </w:r>
-      <w:r>
-        <w:rPr>
-          <w:highlight w:val="green"/>
-        </w:rPr>
-        <w:t>&gt;</w:t>
-      </w:r>
-      <w:proofErr w:type="gramEnd"/>
-      <w:r>
-        <w:rPr>
-          <w:highlight w:val="green"/>
-        </w:rPr>
-        <w:t>&gt;</w:t>
-      </w:r>
-    </w:p>
-    <w:p>
-      <w:pPr>
-        <w:spacing w:before="100" w:beforeAutospacing="1" w:after="100" w:afterAutospacing="1"/>
-        <w:rPr>
-          <w:rFonts w:eastAsia="Times New Roman" w:cstheme="minorHAnsi"/>
-          <w:b/>
-          <w:sz w:val="22"/>
-        </w:rPr>
-      </w:pPr>
-      <w:r>
-        <w:rPr>
-          <w:rFonts w:eastAsia="Times New Roman" w:cstheme="minorHAnsi"/>
-          <w:b/>
-          <w:sz w:val="22"/>
-        </w:rPr>
-        <w:t>Dependent Factors:</w:t>
-      </w:r>
-    </w:p>
-    <w:p>
-      <w:pPr>
-        <w:spacing w:before="100" w:beforeAutospacing="1" w:after="100" w:afterAutospacing="1"/>
-        <w:rPr>
-          <w:rFonts w:eastAsia="Times New Roman" w:cstheme="minorHAnsi"/>
-          <w:sz w:val="22"/>
-        </w:rPr>
-      </w:pPr>
-      <w:r>
-        <w:rPr>
-          <w:rFonts w:eastAsia="Times New Roman" w:cstheme="minorHAnsi"/>
-          <w:sz w:val="22"/>
-        </w:rPr>
-        <w:t>Exam scores are a dependent variable that shows how well students performed academically.</w:t>
-      </w:r>
-    </w:p>
-    <w:p>
-      <w:pPr>
-        <w:spacing w:before="100" w:beforeAutospacing="1" w:after="100" w:afterAutospacing="1"/>
-        <w:rPr>
-          <w:rFonts w:eastAsia="Times New Roman" w:cstheme="minorHAnsi"/>
-          <w:b/>
-          <w:sz w:val="22"/>
-        </w:rPr>
-      </w:pPr>
-      <w:r>
-        <w:rPr>
-          <w:rFonts w:eastAsia="Times New Roman" w:cstheme="minorHAnsi"/>
-          <w:b/>
-          <w:sz w:val="22"/>
-        </w:rPr>
-        <w:t>Independent Factors:</w:t>
-      </w:r>
-    </w:p>
-    <w:p>
-      <w:pPr>
-        <w:spacing w:before="100" w:beforeAutospacing="1" w:after="100" w:afterAutospacing="1"/>
-        <w:rPr>
-          <w:rFonts w:eastAsia="Times New Roman" w:cstheme="minorHAnsi"/>
-          <w:sz w:val="22"/>
-        </w:rPr>
-      </w:pPr>
-      <w:r>
-        <w:rPr>
-          <w:rFonts w:eastAsia="Times New Roman" w:cstheme="minorHAnsi"/>
-          <w:sz w:val="22"/>
-        </w:rPr>
-        <w:t>Study hours are supposed to improve performance.</w:t>
-      </w:r>
-    </w:p>
-    <w:p>
-      <w:pPr>
-        <w:spacing w:before="100" w:beforeAutospacing="1" w:after="100" w:afterAutospacing="1"/>
-        <w:rPr>
-          <w:rFonts w:eastAsia="Times New Roman" w:cstheme="minorHAnsi"/>
-          <w:sz w:val="22"/>
-        </w:rPr>
-      </w:pPr>
-      <w:r>
-        <w:rPr>
-          <w:rFonts w:eastAsia="Times New Roman" w:cstheme="minorHAnsi"/>
-          <w:sz w:val="22"/>
-        </w:rPr>
-        <w:t xml:space="preserve">Student engagement </w:t>
-      </w:r>
-      <w:proofErr w:type="gramStart"/>
-      <w:r>
-        <w:rPr>
-          <w:rFonts w:eastAsia="Times New Roman" w:cstheme="minorHAnsi"/>
-          <w:sz w:val="22"/>
-        </w:rPr>
-        <w:t>is reflected</w:t>
-      </w:r>
-      <w:proofErr w:type="gramEnd"/>
-      <w:r>
-        <w:rPr>
-          <w:rFonts w:eastAsia="Times New Roman" w:cstheme="minorHAnsi"/>
-          <w:sz w:val="22"/>
-        </w:rPr>
-        <w:t xml:space="preserve"> in attendance.</w:t>
-      </w:r>
-    </w:p>
-    <w:p>
-      <w:pPr>
-        <w:spacing w:before="100" w:beforeAutospacing="1" w:after="100" w:afterAutospacing="1"/>
-        <w:rPr>
-          <w:rFonts w:eastAsia="Times New Roman" w:cstheme="minorHAnsi"/>
-          <w:sz w:val="22"/>
-        </w:rPr>
-      </w:pPr>
-      <w:r>
-        <w:rPr>
-          <w:rFonts w:eastAsia="Times New Roman" w:cstheme="minorHAnsi"/>
-          <w:sz w:val="22"/>
-        </w:rPr>
-        <w:t>Parental involvement may have an effect on support and motivation.</w:t>
-      </w:r>
-    </w:p>
-    <w:p>
-      <w:pPr>
-        <w:spacing w:before="100" w:beforeAutospacing="1" w:after="100" w:afterAutospacing="1"/>
-        <w:rPr>
-          <w:rFonts w:eastAsia="Times New Roman" w:cstheme="minorHAnsi"/>
-          <w:sz w:val="22"/>
-        </w:rPr>
-      </w:pPr>
-      <w:r>
-        <w:rPr>
-          <w:rFonts w:eastAsia="Times New Roman" w:cstheme="minorHAnsi"/>
-          <w:sz w:val="22"/>
-        </w:rPr>
-        <w:t>One possible demographic factor is gender.</w:t>
-      </w:r>
-    </w:p>
-    <w:p>
-      <w:pPr>
-        <w:spacing w:before="100" w:beforeAutospacing="1" w:after="100" w:afterAutospacing="1"/>
-        <w:rPr>
-          <w:rFonts w:eastAsia="Times New Roman" w:cstheme="minorHAnsi"/>
-          <w:sz w:val="22"/>
-        </w:rPr>
-      </w:pPr>
-      <w:r>
-        <w:rPr>
-          <w:rFonts w:eastAsia="Times New Roman" w:cstheme="minorHAnsi"/>
-          <w:sz w:val="22"/>
-        </w:rPr>
-        <w:t xml:space="preserve">Access to resources </w:t>
-      </w:r>
-      <w:proofErr w:type="gramStart"/>
-      <w:r>
-        <w:rPr>
-          <w:rFonts w:eastAsia="Times New Roman" w:cstheme="minorHAnsi"/>
-          <w:sz w:val="22"/>
-        </w:rPr>
-        <w:t>may be influenced</w:t>
-      </w:r>
-      <w:proofErr w:type="gramEnd"/>
-      <w:r>
-        <w:rPr>
-          <w:rFonts w:eastAsia="Times New Roman" w:cstheme="minorHAnsi"/>
-          <w:sz w:val="22"/>
-        </w:rPr>
-        <w:t xml:space="preserve"> by socioeconomic status.</w:t>
-      </w:r>
-    </w:p>
-    <w:p>
-      <w:pPr>
-        <w:spacing w:before="100" w:beforeAutospacing="1" w:after="100" w:afterAutospacing="1"/>
-        <w:rPr>
-          <w:rFonts w:eastAsia="Times New Roman" w:cstheme="minorHAnsi"/>
-          <w:sz w:val="22"/>
-        </w:rPr>
-      </w:pPr>
-      <w:r>
-        <w:rPr>
-          <w:rFonts w:eastAsia="Times New Roman" w:cstheme="minorHAnsi"/>
-          <w:sz w:val="22"/>
-        </w:rPr>
-        <w:t>The dataset contains additional variables related to academic behavior.</w:t>
-      </w:r>
-    </w:p>
-    <w:p>
-      <w:pPr>
-        <w:spacing w:before="100" w:beforeAutospacing="1" w:after="100" w:afterAutospacing="1"/>
-        <w:rPr>
-          <w:rFonts w:eastAsia="Times New Roman" w:cstheme="minorHAnsi"/>
-          <w:sz w:val="22"/>
-        </w:rPr>
-      </w:pPr>
-      <w:r>
-        <w:rPr>
-          <w:rFonts w:eastAsia="Times New Roman" w:cstheme="minorHAnsi"/>
-          <w:b/>
-          <w:sz w:val="22"/>
-        </w:rPr>
-        <w:lastRenderedPageBreak/>
-        <w:t>Justification:</w:t>
-      </w:r>
-      <w:r>
-        <w:rPr>
-          <w:rFonts w:eastAsia="Times New Roman" w:cstheme="minorHAnsi"/>
-          <w:sz w:val="22"/>
-        </w:rPr>
-        <w:t xml:space="preserve"> These independent variables were chosen because they have an impact on academic results, either directly or indirectly</w:t>
-      </w:r>
-      <w:proofErr w:type="gramStart"/>
-      <w:r>
-        <w:rPr>
-          <w:rFonts w:eastAsia="Times New Roman" w:cstheme="minorHAnsi"/>
-          <w:sz w:val="22"/>
-        </w:rPr>
-        <w:t>.</w:t>
-      </w:r>
-      <w:r>
-        <w:rPr>
-          <w:rFonts w:eastAsia="Times New Roman" w:cstheme="minorHAnsi"/>
-          <w:sz w:val="22"/>
-        </w:rPr>
-        <w:t>.</w:t>
-      </w:r>
-      <w:proofErr w:type="gramEnd"/>
-    </w:p>
-    <w:p>
-      <w:pPr>
-        <w:pStyle w:val="HintText"/>
-        <w:rPr>
-          <w:highlight w:val="green"/>
-        </w:rPr>
-      </w:pPr>
-    </w:p>
-    <w:p>
-      <w:pPr>
-        <w:rPr>
-          <w:rFonts w:cstheme="minorHAnsi"/>
-        </w:rPr>
-      </w:pPr>
-    </w:p>
-    <w:p>
-      <w:pPr>
-        <w:pStyle w:val="Heading2"/>
-      </w:pPr>
-      <w:r>
-        <w:t>Sampling</w:t>
-      </w:r>
-      <w:r>
-        <w:t xml:space="preserve"> </w:t>
-      </w:r>
-      <w:r>
-        <w:t>(1 point)</w:t>
-      </w:r>
-      <w:r>
-        <w:tab/>
-      </w:r>
-    </w:p>
-    <w:p>
-      <w:pPr>
-        <w:pStyle w:val="HintText"/>
-        <w:rPr>
-          <w:highlight w:val="green"/>
-        </w:rPr>
-      </w:pPr>
-      <w:r>
-        <w:rPr>
-          <w:highlight w:val="green"/>
-        </w:rPr>
-        <w:t>&lt;&lt;</w:t>
-      </w:r>
-      <w:r>
-        <w:rPr>
-          <w:rFonts w:cstheme="minorBidi"/>
-          <w:iCs/>
-          <w:sz w:val="21"/>
-          <w:szCs w:val="21"/>
-        </w:rPr>
-        <w:t xml:space="preserve"> </w:t>
-      </w:r>
       <w:r>
         <w:rPr>
           <w:rFonts w:cstheme="minorBidi"/>
@@ -2529,8 +2097,9 @@
           <w:szCs w:val="21"/>
           <w:highlight w:val="green"/>
         </w:rPr>
-        <w:t xml:space="preserve">Will you do </w:t>
-      </w:r>
+        <w:t>Justify</w:t>
+      </w:r>
+      <w:proofErr w:type="gramEnd"/>
       <w:r>
         <w:rPr>
           <w:rFonts w:cstheme="minorBidi"/>
@@ -2539,7 +2108,266 @@
           <w:szCs w:val="21"/>
           <w:highlight w:val="green"/>
         </w:rPr>
-        <w:t xml:space="preserve">the </w:t>
+        <w:t xml:space="preserve"> the independent and dependent variables for the chosen dataset</w:t>
+      </w:r>
+      <w:r>
+        <w:rPr>
+          <w:rFonts w:cstheme="minorBidi"/>
+          <w:iCs/>
+          <w:sz w:val="21"/>
+          <w:szCs w:val="21"/>
+        </w:rPr>
+        <w:t>.</w:t>
+      </w:r>
+      <w:r>
+        <w:rPr>
+          <w:highlight w:val="green"/>
+        </w:rPr>
+        <w:t>&gt;&gt;</w:t>
+      </w:r>
+    </w:p>
+    <w:p>
+      <w:pPr>
+        <w:spacing w:before="100" w:beforeAutospacing="1" w:after="100" w:afterAutospacing="1"/>
+        <w:rPr>
+          <w:rFonts w:eastAsia="Times New Roman" w:cstheme="minorHAnsi"/>
+          <w:b/>
+          <w:sz w:val="22"/>
+        </w:rPr>
+      </w:pPr>
+      <w:r>
+        <w:rPr>
+          <w:rFonts w:eastAsia="Times New Roman" w:cstheme="minorHAnsi"/>
+          <w:b/>
+          <w:sz w:val="22"/>
+        </w:rPr>
+        <w:t>Dependent Factors:</w:t>
+      </w:r>
+    </w:p>
+    <w:p>
+      <w:pPr>
+        <w:spacing w:before="100" w:beforeAutospacing="1" w:after="100" w:afterAutospacing="1"/>
+        <w:rPr>
+          <w:rFonts w:eastAsia="Times New Roman" w:cstheme="minorHAnsi"/>
+          <w:sz w:val="22"/>
+        </w:rPr>
+      </w:pPr>
+      <w:r>
+        <w:rPr>
+          <w:rFonts w:eastAsia="Times New Roman" w:cstheme="minorHAnsi"/>
+          <w:sz w:val="22"/>
+        </w:rPr>
+        <w:t>Exam scores are a dependent variable that shows how well students performed academically.</w:t>
+      </w:r>
+    </w:p>
+    <w:p>
+      <w:pPr>
+        <w:spacing w:before="100" w:beforeAutospacing="1" w:after="100" w:afterAutospacing="1"/>
+        <w:rPr>
+          <w:rFonts w:eastAsia="Times New Roman" w:cstheme="minorHAnsi"/>
+          <w:b/>
+          <w:sz w:val="22"/>
+        </w:rPr>
+      </w:pPr>
+      <w:r>
+        <w:rPr>
+          <w:rFonts w:eastAsia="Times New Roman" w:cstheme="minorHAnsi"/>
+          <w:b/>
+          <w:sz w:val="22"/>
+        </w:rPr>
+        <w:t>Independent Factors:</w:t>
+      </w:r>
+    </w:p>
+    <w:p>
+      <w:pPr>
+        <w:spacing w:before="100" w:beforeAutospacing="1" w:after="100" w:afterAutospacing="1"/>
+        <w:rPr>
+          <w:rFonts w:eastAsia="Times New Roman" w:cstheme="minorHAnsi"/>
+          <w:sz w:val="22"/>
+        </w:rPr>
+      </w:pPr>
+      <w:r>
+        <w:rPr>
+          <w:rFonts w:eastAsia="Times New Roman" w:cstheme="minorHAnsi"/>
+          <w:sz w:val="22"/>
+        </w:rPr>
+        <w:t>Study hours are supposed to improve performance.</w:t>
+      </w:r>
+    </w:p>
+    <w:p>
+      <w:pPr>
+        <w:spacing w:before="100" w:beforeAutospacing="1" w:after="100" w:afterAutospacing="1"/>
+        <w:rPr>
+          <w:rFonts w:eastAsia="Times New Roman" w:cstheme="minorHAnsi"/>
+          <w:sz w:val="22"/>
+        </w:rPr>
+      </w:pPr>
+      <w:r>
+        <w:rPr>
+          <w:rFonts w:eastAsia="Times New Roman" w:cstheme="minorHAnsi"/>
+          <w:sz w:val="22"/>
+        </w:rPr>
+        <w:t>Student engagement is reflected in attendance.</w:t>
+      </w:r>
+    </w:p>
+    <w:p>
+      <w:pPr>
+        <w:spacing w:before="100" w:beforeAutospacing="1" w:after="100" w:afterAutospacing="1"/>
+        <w:rPr>
+          <w:rFonts w:eastAsia="Times New Roman" w:cstheme="minorHAnsi"/>
+          <w:sz w:val="22"/>
+        </w:rPr>
+      </w:pPr>
+      <w:r>
+        <w:rPr>
+          <w:rFonts w:eastAsia="Times New Roman" w:cstheme="minorHAnsi"/>
+          <w:sz w:val="22"/>
+        </w:rPr>
+        <w:t>Parental involvement may have an effect on support and motivation.</w:t>
+      </w:r>
+    </w:p>
+    <w:p>
+      <w:pPr>
+        <w:spacing w:before="100" w:beforeAutospacing="1" w:after="100" w:afterAutospacing="1"/>
+        <w:rPr>
+          <w:rFonts w:eastAsia="Times New Roman" w:cstheme="minorHAnsi"/>
+          <w:sz w:val="22"/>
+        </w:rPr>
+      </w:pPr>
+      <w:r>
+        <w:rPr>
+          <w:rFonts w:eastAsia="Times New Roman" w:cstheme="minorHAnsi"/>
+          <w:sz w:val="22"/>
+        </w:rPr>
+        <w:t>One possible demographic factor is gender.</w:t>
+      </w:r>
+    </w:p>
+    <w:p>
+      <w:pPr>
+        <w:spacing w:before="100" w:beforeAutospacing="1" w:after="100" w:afterAutospacing="1"/>
+        <w:rPr>
+          <w:rFonts w:eastAsia="Times New Roman" w:cstheme="minorHAnsi"/>
+          <w:sz w:val="22"/>
+        </w:rPr>
+      </w:pPr>
+      <w:r>
+        <w:rPr>
+          <w:rFonts w:eastAsia="Times New Roman" w:cstheme="minorHAnsi"/>
+          <w:sz w:val="22"/>
+        </w:rPr>
+        <w:t>Access to resources may be influenced by socioeconomic status.</w:t>
+      </w:r>
+    </w:p>
+    <w:p>
+      <w:pPr>
+        <w:spacing w:before="100" w:beforeAutospacing="1" w:after="100" w:afterAutospacing="1"/>
+        <w:rPr>
+          <w:rFonts w:eastAsia="Times New Roman" w:cstheme="minorHAnsi"/>
+          <w:sz w:val="22"/>
+        </w:rPr>
+      </w:pPr>
+      <w:r>
+        <w:rPr>
+          <w:rFonts w:eastAsia="Times New Roman" w:cstheme="minorHAnsi"/>
+          <w:sz w:val="22"/>
+        </w:rPr>
+        <w:t>The dataset contains additional variables related to academic behavior.</w:t>
+      </w:r>
+    </w:p>
+    <w:p>
+      <w:pPr>
+        <w:spacing w:before="100" w:beforeAutospacing="1" w:after="100" w:afterAutospacing="1"/>
+        <w:rPr>
+          <w:rFonts w:eastAsia="Times New Roman" w:cstheme="minorHAnsi"/>
+          <w:sz w:val="22"/>
+        </w:rPr>
+      </w:pPr>
+      <w:r>
+        <w:rPr>
+          <w:rFonts w:eastAsia="Times New Roman" w:cstheme="minorHAnsi"/>
+          <w:b/>
+          <w:sz w:val="22"/>
+        </w:rPr>
+        <w:lastRenderedPageBreak/>
+        <w:t>Justification:</w:t>
+      </w:r>
+      <w:r>
+        <w:rPr>
+          <w:rFonts w:eastAsia="Times New Roman" w:cstheme="minorHAnsi"/>
+          <w:sz w:val="22"/>
+        </w:rPr>
+        <w:t xml:space="preserve"> These independent variables were chosen because they have an impact on academic results, either directly or </w:t>
+      </w:r>
+      <w:proofErr w:type="gramStart"/>
+      <w:r>
+        <w:rPr>
+          <w:rFonts w:eastAsia="Times New Roman" w:cstheme="minorHAnsi"/>
+          <w:sz w:val="22"/>
+        </w:rPr>
+        <w:t>indirectly.</w:t>
+      </w:r>
+      <w:r>
+        <w:rPr>
+          <w:rFonts w:eastAsia="Times New Roman" w:cstheme="minorHAnsi"/>
+          <w:sz w:val="22"/>
+        </w:rPr>
+        <w:t>.</w:t>
+      </w:r>
+      <w:proofErr w:type="gramEnd"/>
+    </w:p>
+    <w:p>
+      <w:pPr>
+        <w:pStyle w:val="HintText"/>
+        <w:rPr>
+          <w:highlight w:val="green"/>
+        </w:rPr>
+      </w:pPr>
+    </w:p>
+    <w:p>
+      <w:pPr>
+        <w:rPr>
+          <w:rFonts w:cstheme="minorHAnsi"/>
+        </w:rPr>
+      </w:pPr>
+    </w:p>
+    <w:p>
+      <w:pPr>
+        <w:pStyle w:val="Heading2"/>
+      </w:pPr>
+      <w:r>
+        <w:t>Sampling</w:t>
+      </w:r>
+      <w:r>
+        <w:t xml:space="preserve"> </w:t>
+      </w:r>
+      <w:r>
+        <w:t>(1 point)</w:t>
+      </w:r>
+      <w:r>
+        <w:tab/>
+      </w:r>
+    </w:p>
+    <w:p>
+      <w:pPr>
+        <w:pStyle w:val="HintText"/>
+        <w:rPr>
+          <w:highlight w:val="green"/>
+        </w:rPr>
+      </w:pPr>
+      <w:r>
+        <w:rPr>
+          <w:highlight w:val="green"/>
+        </w:rPr>
+        <w:t>&lt;&lt;</w:t>
+      </w:r>
+      <w:r>
+        <w:rPr>
+          <w:rFonts w:cstheme="minorBidi"/>
+          <w:iCs/>
+          <w:sz w:val="21"/>
+          <w:szCs w:val="21"/>
+        </w:rPr>
+        <w:t xml:space="preserve"> </w:t>
       </w:r>
       <w:r>
         <w:rPr>
@@ -2549,7 +2377,7 @@
           <w:szCs w:val="21"/>
           <w:highlight w:val="green"/>
         </w:rPr>
-        <w:t xml:space="preserve">sampling? </w:t>
+        <w:t xml:space="preserve">Will you do </w:t>
       </w:r>
       <w:r>
         <w:rPr>
@@ -2559,7 +2387,7 @@
           <w:szCs w:val="21"/>
           <w:highlight w:val="green"/>
         </w:rPr>
-        <w:t xml:space="preserve">Identify </w:t>
+        <w:t xml:space="preserve">the </w:t>
       </w:r>
       <w:r>
         <w:rPr>
@@ -2569,7 +2397,7 @@
           <w:szCs w:val="21"/>
           <w:highlight w:val="green"/>
         </w:rPr>
-        <w:t xml:space="preserve">and Justify </w:t>
+        <w:t xml:space="preserve">sampling? </w:t>
       </w:r>
       <w:r>
         <w:rPr>
@@ -2579,9 +2407,8 @@
           <w:szCs w:val="21"/>
           <w:highlight w:val="green"/>
         </w:rPr>
-        <w:t xml:space="preserve">the type of sampling to be </w:t>
-      </w:r>
-      <w:proofErr w:type="gramStart"/>
+        <w:t xml:space="preserve">Identify </w:t>
+      </w:r>
       <w:r>
         <w:rPr>
           <w:rFonts w:cstheme="minorBidi"/>
@@ -2590,8 +2417,9 @@
           <w:szCs w:val="21"/>
           <w:highlight w:val="green"/>
         </w:rPr>
-        <w:t xml:space="preserve">used </w:t>
-      </w:r>
+        <w:t xml:space="preserve">and </w:t>
+      </w:r>
+      <w:proofErr w:type="gramStart"/>
       <w:r>
         <w:rPr>
           <w:rFonts w:cstheme="minorBidi"/>
@@ -2600,7 +2428,7 @@
           <w:szCs w:val="21"/>
           <w:highlight w:val="green"/>
         </w:rPr>
-        <w:t xml:space="preserve"> for</w:t>
+        <w:t>Justify</w:t>
       </w:r>
       <w:proofErr w:type="gramEnd"/>
       <w:r>
@@ -2611,7 +2439,7 @@
           <w:szCs w:val="21"/>
           <w:highlight w:val="green"/>
         </w:rPr>
-        <w:t xml:space="preserve"> the chosen dataset</w:t>
+        <w:t xml:space="preserve"> </w:t>
       </w:r>
       <w:r>
         <w:rPr>
@@ -2619,6 +2447,48 @@
           <w:iCs/>
           <w:sz w:val="21"/>
           <w:szCs w:val="21"/>
+          <w:highlight w:val="green"/>
+        </w:rPr>
+        <w:t xml:space="preserve">the type of sampling to be </w:t>
+      </w:r>
+      <w:proofErr w:type="gramStart"/>
+      <w:r>
+        <w:rPr>
+          <w:rFonts w:cstheme="minorBidi"/>
+          <w:iCs/>
+          <w:sz w:val="21"/>
+          <w:szCs w:val="21"/>
+          <w:highlight w:val="green"/>
+        </w:rPr>
+        <w:t xml:space="preserve">used </w:t>
+      </w:r>
+      <w:r>
+        <w:rPr>
+          <w:rFonts w:cstheme="minorBidi"/>
+          <w:iCs/>
+          <w:sz w:val="21"/>
+          <w:szCs w:val="21"/>
+          <w:highlight w:val="green"/>
+        </w:rPr>
+        <w:t xml:space="preserve"> for</w:t>
+      </w:r>
+      <w:proofErr w:type="gramEnd"/>
+      <w:r>
+        <w:rPr>
+          <w:rFonts w:cstheme="minorBidi"/>
+          <w:iCs/>
+          <w:sz w:val="21"/>
+          <w:szCs w:val="21"/>
+          <w:highlight w:val="green"/>
+        </w:rPr>
+        <w:t xml:space="preserve"> the chosen dataset</w:t>
+      </w:r>
+      <w:r>
+        <w:rPr>
+          <w:rFonts w:cstheme="minorBidi"/>
+          <w:iCs/>
+          <w:sz w:val="21"/>
+          <w:szCs w:val="21"/>
         </w:rPr>
         <w:t>.</w:t>
       </w:r>
@@ -2644,58 +2514,35 @@
           <w:sz w:val="22"/>
         </w:rPr>
       </w:pPr>
+      <w:proofErr w:type="gramStart"/>
       <w:r>
         <w:rPr>
           <w:rFonts w:cstheme="minorHAnsi"/>
           <w:sz w:val="22"/>
         </w:rPr>
-        <w:t xml:space="preserve">Yes sampling </w:t>
-      </w:r>
-      <w:proofErr w:type="gramStart"/>
+        <w:t>Yes</w:t>
+      </w:r>
+      <w:proofErr w:type="gramEnd"/>
       <w:r>
         <w:rPr>
           <w:rFonts w:cstheme="minorHAnsi"/>
           <w:sz w:val="22"/>
         </w:rPr>
-        <w:t>is performed</w:t>
-      </w:r>
-      <w:proofErr w:type="gramEnd"/>
+        <w:t xml:space="preserve"> sampling is performed. </w:t>
+      </w:r>
       <w:r>
         <w:rPr>
           <w:rFonts w:cstheme="minorHAnsi"/>
           <w:sz w:val="22"/>
         </w:rPr>
-        <w:t xml:space="preserve">. </w:t>
+        <w:t>Indeed, sampling is used in this analysis to preserve representativeness while conducting an efficient analysis of the dataset. Two met</w:t>
       </w:r>
       <w:r>
         <w:rPr>
           <w:rFonts w:cstheme="minorHAnsi"/>
           <w:sz w:val="22"/>
         </w:rPr>
-        <w:t>Indeed, sampling is used in this analysis to preserve representativeness while conducting an efficient analysis of the dataset. Two met</w:t>
-      </w:r>
-      <w:r>
-        <w:rPr>
-          <w:rFonts w:cstheme="minorHAnsi"/>
-          <w:sz w:val="22"/>
-        </w:rPr>
-        <w:t xml:space="preserve">hods of sampling </w:t>
-      </w:r>
-      <w:proofErr w:type="gramStart"/>
-      <w:r>
-        <w:rPr>
-          <w:rFonts w:cstheme="minorHAnsi"/>
-          <w:sz w:val="22"/>
-        </w:rPr>
-        <w:t>are employed</w:t>
-      </w:r>
-      <w:proofErr w:type="gramEnd"/>
-      <w:r>
-        <w:rPr>
-          <w:rFonts w:cstheme="minorHAnsi"/>
-          <w:sz w:val="22"/>
-        </w:rPr>
-        <w:t>:</w:t>
+        <w:t>hods of sampling are employed:</w:t>
       </w:r>
       <w:r>
         <w:rPr>
@@ -3065,7 +2912,7 @@
           <w:iCs/>
           <w:highlight w:val="green"/>
         </w:rPr>
-        <w:t>Create a script to develop a Python function for descriptive statistics. The input for the function should be the sample and the field to perform the descriptive statistics</w:t>
+        <w:t xml:space="preserve">Create a script to develop a Python function for descriptive statistics. The input for the function should be the sample and the field to perform the descriptive </w:t>
       </w:r>
       <w:proofErr w:type="gramStart"/>
       <w:r>
@@ -3073,19 +2920,19 @@
           <w:iCs/>
           <w:highlight w:val="green"/>
         </w:rPr>
+        <w:t>statistics.</w:t>
+      </w:r>
+      <w:r>
+        <w:rPr>
+          <w:highlight w:val="green"/>
+        </w:rPr>
         <w:t>.</w:t>
       </w:r>
+      <w:proofErr w:type="gramEnd"/>
       <w:r>
         <w:rPr>
           <w:highlight w:val="green"/>
         </w:rPr>
-        <w:t>.</w:t>
-      </w:r>
-      <w:proofErr w:type="gramEnd"/>
-      <w:r>
-        <w:rPr>
-          <w:highlight w:val="green"/>
-        </w:rPr>
         <w:t>&gt;&gt;</w:t>
       </w:r>
     </w:p>
@@ -3105,21 +2952,7 @@
         <w:rPr>
           <w:sz w:val="22"/>
         </w:rPr>
-        <w:t xml:space="preserve">A Python function </w:t>
-      </w:r>
-      <w:proofErr w:type="gramStart"/>
-      <w:r>
-        <w:rPr>
-          <w:sz w:val="22"/>
-        </w:rPr>
-        <w:t>is developed</w:t>
-      </w:r>
-      <w:proofErr w:type="gramEnd"/>
-      <w:r>
-        <w:rPr>
-          <w:sz w:val="22"/>
-        </w:rPr>
-        <w:t xml:space="preserve"> to compute descriptive statistics for a given dataset and selected variable. The function takes the sample data and field name as input and calculates key statistics such as mean, median, standard deviation, variance, minimum, maximum, skewness, and kurtosis. This reusable function ensures consistency in descriptive analysis across different samples.</w:t>
+        <w:t>A Python function is developed to compute descriptive statistics for a given dataset and selected variable. The function takes the sample data and field name as input and calculates key statistics such as mean, median, standard deviation, variance, minimum, maximum, skewness, and kurtosis. This reusable function ensures consistency in descriptive analysis across different samples.</w:t>
       </w:r>
     </w:p>
     <w:p>
@@ -3225,28 +3058,13 @@
           <w:iCs/>
           <w:highlight w:val="green"/>
         </w:rPr>
-        <w:t>Create a program to random sampling of size 150 and find the descriptive statistics for the dependent variable from the sample [Apply the descriptive function which you created]</w:t>
-      </w:r>
-      <w:proofErr w:type="gramStart"/>
-      <w:r>
-        <w:rPr>
-          <w:iCs/>
+        <w:t>Create a program to random sampling of size 150 and find the descriptive statistics for the dependent variable from the sample [Apply the descriptive function which you created].</w:t>
+      </w:r>
+      <w:r>
+        <w:rPr>
           <w:highlight w:val="green"/>
         </w:rPr>
-        <w:t>.</w:t>
-      </w:r>
-      <w:r>
-        <w:rPr>
-          <w:highlight w:val="green"/>
-        </w:rPr>
-        <w:t>&gt;</w:t>
-      </w:r>
-      <w:proofErr w:type="gramEnd"/>
-      <w:r>
-        <w:rPr>
-          <w:highlight w:val="green"/>
-        </w:rPr>
-        <w:t>&gt;</w:t>
+        <w:t>&gt;&gt;</w:t>
       </w:r>
     </w:p>
     <w:p>
@@ -3291,19 +3109,8 @@
           <w:bCs/>
           <w:sz w:val="22"/>
         </w:rPr>
-        <w:t xml:space="preserve">equal chance of </w:t>
-      </w:r>
-      <w:proofErr w:type="gramStart"/>
-      <w:r>
-        <w:rPr>
-          <w:rFonts w:cstheme="minorHAnsi"/>
-          <w:b/>
-          <w:bCs/>
-          <w:sz w:val="22"/>
-        </w:rPr>
-        <w:t>being selected</w:t>
-      </w:r>
-      <w:proofErr w:type="gramEnd"/>
+        <w:t>equal chance of being selected</w:t>
+      </w:r>
       <w:r>
         <w:rPr>
           <w:rFonts w:cstheme="minorHAnsi"/>
@@ -3555,7 +3362,7 @@
           <w:szCs w:val="21"/>
           <w:highlight w:val="green"/>
         </w:rPr>
-        <w:t>Create a script for systematic sampling by giving certain conditions and finding the desc stat for the dependent variable from the sample [Apply the descriptive function which you created]</w:t>
+        <w:t>Create a script for systematic sampling by giving certain conditions and finding the desc stat for the dependent variable from the sample [Apply the descriptive function which you created</w:t>
       </w:r>
       <w:proofErr w:type="gramStart"/>
       <w:r>
@@ -3566,7 +3373,7 @@
           <w:szCs w:val="21"/>
           <w:highlight w:val="green"/>
         </w:rPr>
-        <w:t>.</w:t>
+        <w:t>].</w:t>
       </w:r>
       <w:r>
         <w:rPr>
@@ -3695,23 +3502,7 @@
           <w:rFonts w:cstheme="minorHAnsi"/>
           <w:sz w:val="22"/>
         </w:rPr>
-        <w:t xml:space="preserve"> </w:t>
-      </w:r>
-      <w:proofErr w:type="gramStart"/>
-      <w:r>
-        <w:rPr>
-          <w:rFonts w:cstheme="minorHAnsi"/>
-          <w:sz w:val="22"/>
-        </w:rPr>
-        <w:t>was applied</w:t>
-      </w:r>
-      <w:proofErr w:type="gramEnd"/>
-      <w:r>
-        <w:rPr>
-          <w:rFonts w:cstheme="minorHAnsi"/>
-          <w:sz w:val="22"/>
-        </w:rPr>
-        <w:t xml:space="preserve"> to this systematic sample to calculate the key metrics of the dependent variable. Comparing these metrics with the random sample and the full dataset helped us assess the </w:t>
+        <w:t xml:space="preserve"> was applied to this systematic sample to calculate the key metrics of the dependent variable. Comparing these metrics with the random sample and the full dataset helped us assess the </w:t>
       </w:r>
       <w:r>
         <w:rPr>
@@ -3799,23 +3590,7 @@
           <w:rFonts w:cstheme="minorHAnsi"/>
           <w:sz w:val="22"/>
         </w:rPr>
-        <w:t xml:space="preserve">Helps detect patterns or trends that </w:t>
-      </w:r>
-      <w:proofErr w:type="gramStart"/>
-      <w:r>
-        <w:rPr>
-          <w:rFonts w:cstheme="minorHAnsi"/>
-          <w:sz w:val="22"/>
-        </w:rPr>
-        <w:t>might be missed</w:t>
-      </w:r>
-      <w:proofErr w:type="gramEnd"/>
-      <w:r>
-        <w:rPr>
-          <w:rFonts w:cstheme="minorHAnsi"/>
-          <w:sz w:val="22"/>
-        </w:rPr>
-        <w:t xml:space="preserve"> in purely random selection.</w:t>
+        <w:t>Helps detect patterns or trends that might be missed in purely random selection.</w:t>
       </w:r>
     </w:p>
     <w:p>
@@ -3959,31 +3734,13 @@
           <w:szCs w:val="21"/>
           <w:highlight w:val="green"/>
         </w:rPr>
-        <w:t>Create a detailed descriptive statistics report about the dependent variable of the chosen dataset</w:t>
-      </w:r>
-      <w:proofErr w:type="gramStart"/>
-      <w:r>
-        <w:rPr>
-          <w:rFonts w:cstheme="minorBidi"/>
-          <w:iCs/>
-          <w:sz w:val="21"/>
-          <w:szCs w:val="21"/>
+        <w:t>Create a detailed descriptive statistics report about the dependent variable of the chosen dataset.</w:t>
+      </w:r>
+      <w:r>
+        <w:rPr>
           <w:highlight w:val="green"/>
         </w:rPr>
-        <w:t>.</w:t>
-      </w:r>
-      <w:r>
-        <w:rPr>
-          <w:highlight w:val="green"/>
-        </w:rPr>
-        <w:t>&gt;</w:t>
-      </w:r>
-      <w:proofErr w:type="gramEnd"/>
-      <w:r>
-        <w:rPr>
-          <w:highlight w:val="green"/>
-        </w:rPr>
-        <w:t>&gt;</w:t>
+        <w:t>&gt;&gt;</w:t>
       </w:r>
     </w:p>
     <w:p>
@@ -4003,23 +3760,7 @@
           <w:rFonts w:eastAsia="Times New Roman" w:cstheme="minorHAnsi"/>
           <w:sz w:val="22"/>
         </w:rPr>
-        <w:t xml:space="preserve">The descriptive analysis of exam scores indicates moderate variability among students. The mean and median comparison suggests whether the distribution is symmetric or skewed. If the mean exceeds the median, the distribution </w:t>
-      </w:r>
-      <w:proofErr w:type="gramStart"/>
-      <w:r>
-        <w:rPr>
-          <w:rFonts w:eastAsia="Times New Roman" w:cstheme="minorHAnsi"/>
-          <w:sz w:val="22"/>
-        </w:rPr>
-        <w:t>is positively skewed</w:t>
-      </w:r>
-      <w:proofErr w:type="gramEnd"/>
-      <w:r>
-        <w:rPr>
-          <w:rFonts w:eastAsia="Times New Roman" w:cstheme="minorHAnsi"/>
-          <w:sz w:val="22"/>
-        </w:rPr>
-        <w:t>, indicating presence of high-performing outliers.</w:t>
+        <w:t>The descriptive analysis of exam scores indicates moderate variability among students. The mean and median comparison suggests whether the distribution is symmetric or skewed. If the mean exceeds the median, the distribution is positively skewed, indicating presence of high-performing outliers.</w:t>
       </w:r>
     </w:p>
     <w:p>
@@ -4377,31 +4118,13 @@
           <w:szCs w:val="21"/>
           <w:highlight w:val="green"/>
         </w:rPr>
-        <w:t xml:space="preserve"> or Ski-learn library</w:t>
-      </w:r>
-      <w:proofErr w:type="gramStart"/>
-      <w:r>
-        <w:rPr>
-          <w:rFonts w:cstheme="minorBidi"/>
-          <w:iCs/>
-          <w:sz w:val="21"/>
-          <w:szCs w:val="21"/>
+        <w:t xml:space="preserve"> or Ski-learn library.</w:t>
+      </w:r>
+      <w:r>
+        <w:rPr>
           <w:highlight w:val="green"/>
         </w:rPr>
-        <w:t>.</w:t>
-      </w:r>
-      <w:r>
-        <w:rPr>
-          <w:highlight w:val="green"/>
-        </w:rPr>
-        <w:t>&gt;</w:t>
-      </w:r>
-      <w:proofErr w:type="gramEnd"/>
-      <w:r>
-        <w:rPr>
-          <w:highlight w:val="green"/>
-        </w:rPr>
-        <w:t>&gt;</w:t>
+        <w:t>&gt;&gt;</w:t>
       </w:r>
     </w:p>
     <w:p>
@@ -4667,23 +4390,7 @@
           <w:rFonts w:asciiTheme="minorHAnsi" w:hAnsiTheme="minorHAnsi" w:cstheme="minorHAnsi"/>
           <w:sz w:val="22"/>
         </w:rPr>
-        <w:t xml:space="preserve">shows that exam scores </w:t>
-      </w:r>
-      <w:proofErr w:type="gramStart"/>
-      <w:r>
-        <w:rPr>
-          <w:rFonts w:asciiTheme="minorHAnsi" w:hAnsiTheme="minorHAnsi" w:cstheme="minorHAnsi"/>
-          <w:sz w:val="22"/>
-        </w:rPr>
-        <w:t>are approximately normally distributed</w:t>
-      </w:r>
-      <w:proofErr w:type="gramEnd"/>
-      <w:r>
-        <w:rPr>
-          <w:rFonts w:asciiTheme="minorHAnsi" w:hAnsiTheme="minorHAnsi" w:cstheme="minorHAnsi"/>
-          <w:sz w:val="22"/>
-        </w:rPr>
-        <w:t>, with most students scoring around the average range.</w:t>
+        <w:t>shows that exam scores are approximately normally distributed, with most students scoring around the average range.</w:t>
       </w:r>
     </w:p>
     <w:p>
@@ -4859,35 +4566,7 @@
         <w:rPr>
           <w:sz w:val="22"/>
         </w:rPr>
-        <w:t xml:space="preserve">All visualizations are created using Python libraries such as </w:t>
-      </w:r>
-      <w:proofErr w:type="spellStart"/>
-      <w:r>
-        <w:rPr>
-          <w:sz w:val="22"/>
-        </w:rPr>
-        <w:t>matplotlib</w:t>
-      </w:r>
-      <w:proofErr w:type="spellEnd"/>
-      <w:r>
-        <w:rPr>
-          <w:sz w:val="22"/>
-        </w:rPr>
-        <w:t xml:space="preserve"> and </w:t>
-      </w:r>
-      <w:proofErr w:type="spellStart"/>
-      <w:r>
-        <w:rPr>
-          <w:sz w:val="22"/>
-        </w:rPr>
-        <w:t>seaborn</w:t>
-      </w:r>
-      <w:proofErr w:type="spellEnd"/>
-      <w:r>
-        <w:rPr>
-          <w:sz w:val="22"/>
-        </w:rPr>
-        <w:t>.</w:t>
+        <w:t>All visualizations are created using Python libraries such as matplotlib and seaborn.</w:t>
       </w:r>
     </w:p>
     <w:p>
@@ -4985,7 +4664,7 @@
           <w:szCs w:val="21"/>
           <w:highlight w:val="green"/>
         </w:rPr>
-        <w:t>Note: If you have more than one independent variable, then choose any one of the independent variables</w:t>
+        <w:t xml:space="preserve">Note: If you have more than one independent variable, then choose any one of the independent </w:t>
       </w:r>
       <w:proofErr w:type="gramStart"/>
       <w:r>
@@ -4996,7 +4675,7 @@
           <w:szCs w:val="21"/>
           <w:highlight w:val="green"/>
         </w:rPr>
-        <w:t>..</w:t>
+        <w:t>variables..</w:t>
       </w:r>
       <w:proofErr w:type="gramEnd"/>
       <w:r>
@@ -5225,55 +4904,23 @@
           <w:rFonts w:asciiTheme="minorHAnsi" w:hAnsiTheme="minorHAnsi" w:cstheme="minorHAnsi"/>
           <w:sz w:val="22"/>
         </w:rPr>
-        <w:t xml:space="preserve">, meaning that as study </w:t>
-      </w:r>
-      <w:proofErr w:type="gramStart"/>
-      <w:r>
+        <w:t>, meaning that as study hours increase, exam scores tend to increase.</w:t>
+      </w:r>
+    </w:p>
+    <w:p>
+      <w:pPr>
+        <w:pStyle w:val="NormalWeb"/>
         <w:rPr>
           <w:rFonts w:asciiTheme="minorHAnsi" w:hAnsiTheme="minorHAnsi" w:cstheme="minorHAnsi"/>
           <w:sz w:val="22"/>
         </w:rPr>
-        <w:t>hours</w:t>
-      </w:r>
-      <w:proofErr w:type="gramEnd"/>
+      </w:pPr>
       <w:r>
         <w:rPr>
           <w:rFonts w:asciiTheme="minorHAnsi" w:hAnsiTheme="minorHAnsi" w:cstheme="minorHAnsi"/>
           <w:sz w:val="22"/>
         </w:rPr>
-        <w:t xml:space="preserve"> increase, exam scores tend to increase.</w:t>
-      </w:r>
-    </w:p>
-    <w:p>
-      <w:pPr>
-        <w:pStyle w:val="NormalWeb"/>
-        <w:rPr>
-          <w:rFonts w:asciiTheme="minorHAnsi" w:hAnsiTheme="minorHAnsi" w:cstheme="minorHAnsi"/>
-          <w:sz w:val="22"/>
-        </w:rPr>
-      </w:pPr>
-      <w:r>
-        <w:rPr>
-          <w:rFonts w:asciiTheme="minorHAnsi" w:hAnsiTheme="minorHAnsi" w:cstheme="minorHAnsi"/>
-          <w:sz w:val="22"/>
-        </w:rPr>
-        <w:t xml:space="preserve">Since the p-value is less than 0.05, the null hypothesis </w:t>
-      </w:r>
-      <w:proofErr w:type="gramStart"/>
-      <w:r>
-        <w:rPr>
-          <w:rFonts w:asciiTheme="minorHAnsi" w:hAnsiTheme="minorHAnsi" w:cstheme="minorHAnsi"/>
-          <w:sz w:val="22"/>
-        </w:rPr>
-        <w:t>is rejected</w:t>
-      </w:r>
-      <w:proofErr w:type="gramEnd"/>
-      <w:r>
-        <w:rPr>
-          <w:rFonts w:asciiTheme="minorHAnsi" w:hAnsiTheme="minorHAnsi" w:cstheme="minorHAnsi"/>
-          <w:sz w:val="22"/>
-        </w:rPr>
-        <w:t>, confirming that the relationship is statistically significant.</w:t>
+        <w:t>Since the p-value is less than 0.05, the null hypothesis is rejected, confirming that the relationship is statistically significant.</w:t>
       </w:r>
     </w:p>
     <w:p>
@@ -5289,23 +4936,7 @@
           <w:rFonts w:asciiTheme="minorHAnsi" w:hAnsiTheme="minorHAnsi" w:cstheme="minorHAnsi"/>
           <w:sz w:val="22"/>
         </w:rPr>
-        <w:t xml:space="preserve">Spearman correlation </w:t>
-      </w:r>
-      <w:proofErr w:type="gramStart"/>
-      <w:r>
-        <w:rPr>
-          <w:rFonts w:asciiTheme="minorHAnsi" w:hAnsiTheme="minorHAnsi" w:cstheme="minorHAnsi"/>
-          <w:sz w:val="22"/>
-        </w:rPr>
-        <w:t>was also examined</w:t>
-      </w:r>
-      <w:proofErr w:type="gramEnd"/>
-      <w:r>
-        <w:rPr>
-          <w:rFonts w:asciiTheme="minorHAnsi" w:hAnsiTheme="minorHAnsi" w:cstheme="minorHAnsi"/>
-          <w:sz w:val="22"/>
-        </w:rPr>
-        <w:t xml:space="preserve"> to validate the monotonic relationship between the variables. The results were consistent with Pearson’s test, further supporting the presence of a significant positive association.</w:t>
+        <w:t>Spearman correlation was also examined to validate the monotonic relationship between the variables. The results were consistent with Pearson’s test, further supporting the presence of a significant positive association.</w:t>
       </w:r>
     </w:p>
     <w:p>
@@ -5336,55 +4967,23 @@
           <w:rFonts w:asciiTheme="minorHAnsi" w:hAnsiTheme="minorHAnsi" w:cstheme="minorHAnsi"/>
           <w:sz w:val="22"/>
         </w:rPr>
-        <w:t xml:space="preserve"> test </w:t>
-      </w:r>
-      <w:proofErr w:type="gramStart"/>
-      <w:r>
+        <w:t xml:space="preserve"> test was conducted to examine the association between gender and exam score category. The test produced a p-value of 0.967, which is greater than the significance level of 0.05.</w:t>
+      </w:r>
+    </w:p>
+    <w:p>
+      <w:pPr>
+        <w:pStyle w:val="NormalWeb"/>
         <w:rPr>
           <w:rFonts w:asciiTheme="minorHAnsi" w:hAnsiTheme="minorHAnsi" w:cstheme="minorHAnsi"/>
           <w:sz w:val="22"/>
         </w:rPr>
-        <w:t>was conducted</w:t>
-      </w:r>
-      <w:proofErr w:type="gramEnd"/>
+      </w:pPr>
       <w:r>
         <w:rPr>
           <w:rFonts w:asciiTheme="minorHAnsi" w:hAnsiTheme="minorHAnsi" w:cstheme="minorHAnsi"/>
           <w:sz w:val="22"/>
         </w:rPr>
-        <w:t xml:space="preserve"> to examine the association between gender and exam score category. The test produced a p-value of 0.967, which is greater than the significance level of 0.05.</w:t>
-      </w:r>
-    </w:p>
-    <w:p>
-      <w:pPr>
-        <w:pStyle w:val="NormalWeb"/>
-        <w:rPr>
-          <w:rFonts w:asciiTheme="minorHAnsi" w:hAnsiTheme="minorHAnsi" w:cstheme="minorHAnsi"/>
-          <w:sz w:val="22"/>
-        </w:rPr>
-      </w:pPr>
-      <w:r>
-        <w:rPr>
-          <w:rFonts w:asciiTheme="minorHAnsi" w:hAnsiTheme="minorHAnsi" w:cstheme="minorHAnsi"/>
-          <w:sz w:val="22"/>
-        </w:rPr>
-        <w:t xml:space="preserve">Therefore, the null hypothesis </w:t>
-      </w:r>
-      <w:proofErr w:type="gramStart"/>
-      <w:r>
-        <w:rPr>
-          <w:rFonts w:asciiTheme="minorHAnsi" w:hAnsiTheme="minorHAnsi" w:cstheme="minorHAnsi"/>
-          <w:sz w:val="22"/>
-        </w:rPr>
-        <w:t>cannot be rejected</w:t>
-      </w:r>
-      <w:proofErr w:type="gramEnd"/>
-      <w:r>
-        <w:rPr>
-          <w:rFonts w:asciiTheme="minorHAnsi" w:hAnsiTheme="minorHAnsi" w:cstheme="minorHAnsi"/>
-          <w:sz w:val="22"/>
-        </w:rPr>
-        <w:t xml:space="preserve">. This indicates that there is </w:t>
+        <w:t xml:space="preserve">Therefore, the null hypothesis cannot be rejected. This indicates that there is </w:t>
       </w:r>
       <w:r>
         <w:rPr>
@@ -5532,7 +5131,7 @@
           <w:szCs w:val="21"/>
           <w:highlight w:val="green"/>
         </w:rPr>
-        <w:t>Assess the performance of the dependent variable to know whether the sample is representative of the normal population by a one-sample t-test</w:t>
+        <w:t>Assess the performance of the dependent variable to know whether the sample is representative of the normal population by a one-sample t-</w:t>
       </w:r>
       <w:proofErr w:type="gramStart"/>
       <w:r>
@@ -5543,7 +5142,7 @@
           <w:szCs w:val="21"/>
           <w:highlight w:val="green"/>
         </w:rPr>
-        <w:t>..</w:t>
+        <w:t>test..</w:t>
       </w:r>
       <w:proofErr w:type="gramEnd"/>
       <w:r>
@@ -5570,23 +5169,7 @@
           <w:rFonts w:asciiTheme="minorHAnsi" w:hAnsiTheme="minorHAnsi" w:cstheme="minorHAnsi"/>
           <w:sz w:val="22"/>
         </w:rPr>
-        <w:t xml:space="preserve">The one-sample t-test </w:t>
-      </w:r>
-      <w:proofErr w:type="gramStart"/>
-      <w:r>
-        <w:rPr>
-          <w:rFonts w:asciiTheme="minorHAnsi" w:hAnsiTheme="minorHAnsi" w:cstheme="minorHAnsi"/>
-          <w:sz w:val="22"/>
-        </w:rPr>
-        <w:t>is used</w:t>
-      </w:r>
-      <w:proofErr w:type="gramEnd"/>
-      <w:r>
-        <w:rPr>
-          <w:rFonts w:asciiTheme="minorHAnsi" w:hAnsiTheme="minorHAnsi" w:cstheme="minorHAnsi"/>
-          <w:sz w:val="22"/>
-        </w:rPr>
-        <w:t xml:space="preserve"> to check whether the sample mean exam score is significantly different from the population mean.</w:t>
+        <w:t>The one-sample t-test is used to check whether the sample mean exam score is significantly different from the population mean.</w:t>
       </w:r>
     </w:p>
     <w:p>
@@ -5741,69 +5324,37 @@
           <w:rFonts w:asciiTheme="minorHAnsi" w:hAnsiTheme="minorHAnsi" w:cstheme="minorHAnsi"/>
           <w:sz w:val="22"/>
         </w:rPr>
-        <w:t xml:space="preserve">If p-value ≥ 0.05 → </w:t>
-      </w:r>
-      <w:proofErr w:type="gramStart"/>
+        <w:t>If p-value ≥ 0.05 → Fail to reject H</w:t>
+      </w:r>
+      <w:r>
+        <w:rPr>
+          <w:rFonts w:ascii="Cambria Math" w:hAnsi="Cambria Math" w:cs="Cambria Math"/>
+          <w:sz w:val="22"/>
+        </w:rPr>
+        <w:t>₀</w:t>
+      </w:r>
       <w:r>
         <w:rPr>
           <w:rFonts w:asciiTheme="minorHAnsi" w:hAnsiTheme="minorHAnsi" w:cstheme="minorHAnsi"/>
           <w:sz w:val="22"/>
         </w:rPr>
-        <w:t>Fail</w:t>
-      </w:r>
-      <w:proofErr w:type="gramEnd"/>
-      <w:r>
+        <w:t>.</w:t>
+      </w:r>
+    </w:p>
+    <w:p>
+      <w:pPr>
+        <w:pStyle w:val="NormalWeb"/>
         <w:rPr>
           <w:rFonts w:asciiTheme="minorHAnsi" w:hAnsiTheme="minorHAnsi" w:cstheme="minorHAnsi"/>
           <w:sz w:val="22"/>
         </w:rPr>
-        <w:t xml:space="preserve"> to reject H</w:t>
-      </w:r>
-      <w:r>
-        <w:rPr>
-          <w:rFonts w:ascii="Cambria Math" w:hAnsi="Cambria Math" w:cs="Cambria Math"/>
-          <w:sz w:val="22"/>
-        </w:rPr>
-        <w:t>₀</w:t>
-      </w:r>
+      </w:pPr>
       <w:r>
         <w:rPr>
           <w:rFonts w:asciiTheme="minorHAnsi" w:hAnsiTheme="minorHAnsi" w:cstheme="minorHAnsi"/>
           <w:sz w:val="22"/>
         </w:rPr>
-        <w:t>.</w:t>
-      </w:r>
-    </w:p>
-    <w:p>
-      <w:pPr>
-        <w:pStyle w:val="NormalWeb"/>
-        <w:rPr>
-          <w:rFonts w:asciiTheme="minorHAnsi" w:hAnsiTheme="minorHAnsi" w:cstheme="minorHAnsi"/>
-          <w:sz w:val="22"/>
-        </w:rPr>
-      </w:pPr>
-      <w:r>
-        <w:rPr>
-          <w:rFonts w:asciiTheme="minorHAnsi" w:hAnsiTheme="minorHAnsi" w:cstheme="minorHAnsi"/>
-          <w:sz w:val="22"/>
-        </w:rPr>
-        <w:t xml:space="preserve">In this analysis, the mean of the full dataset </w:t>
-      </w:r>
-      <w:proofErr w:type="gramStart"/>
-      <w:r>
-        <w:rPr>
-          <w:rFonts w:asciiTheme="minorHAnsi" w:hAnsiTheme="minorHAnsi" w:cstheme="minorHAnsi"/>
-          <w:sz w:val="22"/>
-        </w:rPr>
-        <w:t>is considered</w:t>
-      </w:r>
-      <w:proofErr w:type="gramEnd"/>
-      <w:r>
-        <w:rPr>
-          <w:rFonts w:asciiTheme="minorHAnsi" w:hAnsiTheme="minorHAnsi" w:cstheme="minorHAnsi"/>
-          <w:sz w:val="22"/>
-        </w:rPr>
-        <w:t xml:space="preserve"> as the population mean for comparison purposes. The one-sample t-test compares the mean of the randomly selected sample against this population benchmark.</w:t>
+        <w:t>In this analysis, the mean of the full dataset is considered as the population mean for comparison purposes. The one-sample t-test compares the mean of the randomly selected sample against this population benchmark.</w:t>
       </w:r>
     </w:p>
     <w:p>
@@ -5908,73 +5459,44 @@
       <w:pPr>
         <w:pStyle w:val="NormalWeb"/>
         <w:rPr>
+          <w:color w:val="FF0000"/>
+          <w:sz w:val="22"/>
+        </w:rPr>
+      </w:pPr>
+      <w:r>
+        <w:rPr>
+          <w:rFonts w:asciiTheme="minorHAnsi" w:hAnsiTheme="minorHAnsi" w:cstheme="minorHAnsi"/>
+          <w:color w:val="FF0000"/>
+          <w:sz w:val="22"/>
+        </w:rPr>
+        <w:t>This report was prepared with limited assistance from ChatGPT (OpenAI) for clarification of statistical concepts and improvement of language structure. All analysis, coding, and interpretation were completed and verified by the student</w:t>
+      </w:r>
+      <w:r>
+        <w:rPr>
+          <w:color w:val="FF0000"/>
+          <w:sz w:val="22"/>
+        </w:rPr>
+        <w:t>.</w:t>
+      </w:r>
+    </w:p>
+    <w:p>
+      <w:pPr>
+        <w:pStyle w:val="NormalWeb"/>
+        <w:rPr>
+          <w:color w:val="FF0000"/>
+          <w:sz w:val="22"/>
+        </w:rPr>
+      </w:pPr>
+    </w:p>
+    <w:p>
+      <w:pPr>
+        <w:pStyle w:val="NormalWeb"/>
+        <w:rPr>
           <w:rFonts w:asciiTheme="majorHAnsi" w:hAnsiTheme="majorHAnsi" w:cstheme="majorHAnsi"/>
           <w:b/>
-          <w:color w:val="FF0000"/>
-          <w:sz w:val="22"/>
-        </w:rPr>
-      </w:pPr>
-      <w:r>
-        <w:rPr>
-          <w:rFonts w:asciiTheme="minorHAnsi" w:hAnsiTheme="minorHAnsi" w:cstheme="minorHAnsi"/>
-          <w:color w:val="FF0000"/>
-          <w:sz w:val="22"/>
-        </w:rPr>
-        <w:t xml:space="preserve">This report was prepared with limited assistance from </w:t>
-      </w:r>
-      <w:proofErr w:type="spellStart"/>
-      <w:r>
-        <w:rPr>
-          <w:rFonts w:asciiTheme="minorHAnsi" w:hAnsiTheme="minorHAnsi" w:cstheme="minorHAnsi"/>
-          <w:color w:val="FF0000"/>
-          <w:sz w:val="22"/>
-        </w:rPr>
-        <w:t>ChatGPT</w:t>
-      </w:r>
-      <w:proofErr w:type="spellEnd"/>
-      <w:r>
-        <w:rPr>
-          <w:rFonts w:asciiTheme="minorHAnsi" w:hAnsiTheme="minorHAnsi" w:cstheme="minorHAnsi"/>
-          <w:color w:val="FF0000"/>
-          <w:sz w:val="22"/>
-        </w:rPr>
-        <w:t xml:space="preserve"> (</w:t>
-      </w:r>
-      <w:proofErr w:type="spellStart"/>
-      <w:r>
-        <w:rPr>
-          <w:rFonts w:asciiTheme="minorHAnsi" w:hAnsiTheme="minorHAnsi" w:cstheme="minorHAnsi"/>
-          <w:color w:val="FF0000"/>
-          <w:sz w:val="22"/>
-        </w:rPr>
-        <w:t>OpenAI</w:t>
-      </w:r>
-      <w:proofErr w:type="spellEnd"/>
-      <w:r>
-        <w:rPr>
-          <w:rFonts w:asciiTheme="minorHAnsi" w:hAnsiTheme="minorHAnsi" w:cstheme="minorHAnsi"/>
-          <w:color w:val="FF0000"/>
-          <w:sz w:val="22"/>
-        </w:rPr>
-        <w:t xml:space="preserve">) for clarification of statistical concepts and improvement of language structure. All analysis, coding, and interpretation </w:t>
-      </w:r>
-      <w:proofErr w:type="gramStart"/>
-      <w:r>
-        <w:rPr>
-          <w:rFonts w:asciiTheme="minorHAnsi" w:hAnsiTheme="minorHAnsi" w:cstheme="minorHAnsi"/>
-          <w:color w:val="FF0000"/>
-          <w:sz w:val="22"/>
-        </w:rPr>
-        <w:t>were completed and verified by the student</w:t>
-      </w:r>
-      <w:proofErr w:type="gramEnd"/>
-      <w:r>
-        <w:rPr>
-          <w:color w:val="FF0000"/>
-          <w:sz w:val="22"/>
-        </w:rPr>
-        <w:t>.</w:t>
-      </w:r>
+          <w:sz w:val="22"/>
+        </w:rPr>
+      </w:pPr>
     </w:p>
     <w:p>
       <w:pPr>
@@ -5983,8 +5505,29 @@
           <w:color w:val="262626" w:themeColor="text1" w:themeTint="D9"/>
         </w:rPr>
       </w:pPr>
-      <w:bookmarkStart w:id="0" w:name="_GoBack"/>
-      <w:bookmarkEnd w:id="0"/>
+      <w:r>
+        <w:rPr>
+          <w:rFonts w:cstheme="minorHAnsi"/>
+          <w:color w:val="262626" w:themeColor="text1" w:themeTint="D9"/>
+        </w:rPr>
+        <w:t xml:space="preserve">Modified file for the </w:t>
+      </w:r>
+      <w:proofErr w:type="spellStart"/>
+      <w:r>
+        <w:rPr>
+          <w:rFonts w:cstheme="minorHAnsi"/>
+          <w:color w:val="262626" w:themeColor="text1" w:themeTint="D9"/>
+        </w:rPr>
+        <w:t>github</w:t>
+      </w:r>
+      <w:proofErr w:type="spellEnd"/>
+      <w:r>
+        <w:rPr>
+          <w:rFonts w:cstheme="minorHAnsi"/>
+          <w:color w:val="262626" w:themeColor="text1" w:themeTint="D9"/>
+        </w:rPr>
+        <w:t xml:space="preserve"> check pull push.</w:t>
+      </w:r>
     </w:p>
     <w:sectPr>
       <w:headerReference w:type="default" r:id="rId19"/>
@@ -5999,7 +5542,7 @@
 </file>
 
 <file path=word/endnotes.xml><?xml version="1.0" encoding="utf-8"?>
-<w:endnotes xmlns:wpc="http://schemas.microsoft.com/office/word/2010/wordprocessingCanvas" xmlns:cx="http://schemas.microsoft.com/office/drawing/2014/chartex" xmlns:cx1="http://schemas.microsoft.com/office/drawing/2015/9/8/chartex" xmlns:mc="http://schemas.openxmlformats.org/markup-compatibility/2006" xmlns:o="urn:schemas-microsoft-com:office:office" xmlns:r="http://schemas.openxmlformats.org/officeDocument/2006/relationships" xmlns:m="http://schemas.openxmlformats.org/officeDocument/2006/math" xmlns:v="urn:schemas-microsoft-com:vml" xmlns:wp14="http://schemas.microsoft.com/office/word/2010/wordprocessingDrawing" xmlns:wp="http://schemas.openxmlformats.org/drawingml/2006/wordprocessingDrawing" xmlns:w10="urn:schemas-microsoft-com:office:word" xmlns:w="http://schemas.openxmlformats.org/wordprocessingml/2006/main" xmlns:w14="http://schemas.microsoft.com/office/word/2010/wordml" xmlns:w15="http://schemas.microsoft.com/office/word/2012/wordml" xmlns:w16se="http://schemas.microsoft.com/office/word/2015/wordml/symex" xmlns:wpg="http://schemas.microsoft.com/office/word/2010/wordprocessingGroup" xmlns:wpi="http://schemas.microsoft.com/office/word/2010/wordprocessingInk" xmlns:wne="http://schemas.microsoft.com/office/word/2006/wordml" xmlns:wps="http://schemas.microsoft.com/office/word/2010/wordprocessingShape" mc:Ignorable="w14 w15 w16se wp14">
+<w:endnotes xmlns:wpc="http://schemas.microsoft.com/office/word/2010/wordprocessingCanvas" xmlns:cx="http://schemas.microsoft.com/office/drawing/2014/chartex" xmlns:cx1="http://schemas.microsoft.com/office/drawing/2015/9/8/chartex" xmlns:cx2="http://schemas.microsoft.com/office/drawing/2015/10/21/chartex" xmlns:cx3="http://schemas.microsoft.com/office/drawing/2016/5/9/chartex" xmlns:cx4="http://schemas.microsoft.com/office/drawing/2016/5/10/chartex" xmlns:cx5="http://schemas.microsoft.com/office/drawing/2016/5/11/chartex" xmlns:cx6="http://schemas.microsoft.com/office/drawing/2016/5/12/chartex" xmlns:cx7="http://schemas.microsoft.com/office/drawing/2016/5/13/chartex" xmlns:cx8="http://schemas.microsoft.com/office/drawing/2016/5/14/chartex" xmlns:mc="http://schemas.openxmlformats.org/markup-compatibility/2006" xmlns:aink="http://schemas.microsoft.com/office/drawing/2016/ink" xmlns:am3d="http://schemas.microsoft.com/office/drawing/2017/model3d" xmlns:o="urn:schemas-microsoft-com:office:office" xmlns:oel="http://schemas.microsoft.com/office/2019/extlst" xmlns:r="http://schemas.openxmlformats.org/officeDocument/2006/relationships" xmlns:m="http://schemas.openxmlformats.org/officeDocument/2006/math" xmlns:v="urn:schemas-microsoft-com:vml" xmlns:wp14="http://schemas.microsoft.com/office/word/2010/wordprocessingDrawing" xmlns:wp="http://schemas.openxmlformats.org/drawingml/2006/wordprocessingDrawing" xmlns:w10="urn:schemas-microsoft-com:office:word" xmlns:w="http://schemas.openxmlformats.org/wordprocessingml/2006/main" xmlns:w14="http://schemas.microsoft.com/office/word/2010/wordml" xmlns:w15="http://schemas.microsoft.com/office/word/2012/wordml" xmlns:w16cex="http://schemas.microsoft.com/office/word/2018/wordml/cex" xmlns:w16cid="http://schemas.microsoft.com/office/word/2016/wordml/cid" xmlns:w16="http://schemas.microsoft.com/office/word/2018/wordml" xmlns:w16du="http://schemas.microsoft.com/office/word/2023/wordml/word16du" xmlns:w16sdtdh="http://schemas.microsoft.com/office/word/2020/wordml/sdtdatahash" xmlns:w16sdtfl="http://schemas.microsoft.com/office/word/2024/wordml/sdtformatlock" xmlns:w16se="http://schemas.microsoft.com/office/word/2015/wordml/symex" xmlns:wpg="http://schemas.microsoft.com/office/word/2010/wordprocessingGroup" xmlns:wpi="http://schemas.microsoft.com/office/word/2010/wordprocessingInk" xmlns:wne="http://schemas.microsoft.com/office/word/2006/wordml" xmlns:wps="http://schemas.microsoft.com/office/word/2010/wordprocessingShape" mc:Ignorable="w14 w15 w16se w16cid w16 w16cex w16sdtdh w16sdtfl w16du wp14">
   <w:endnote w:type="separator" w:id="-1">
     <w:p>
       <w:r>
@@ -6018,7 +5561,7 @@
 </file>
 
 <file path=word/footer1.xml><?xml version="1.0" encoding="utf-8"?>
-<w:ftr xmlns:wpc="http://schemas.microsoft.com/office/word/2010/wordprocessingCanvas" xmlns:cx="http://schemas.microsoft.com/office/drawing/2014/chartex" xmlns:cx1="http://schemas.microsoft.com/office/drawing/2015/9/8/chartex" xmlns:mc="http://schemas.openxmlformats.org/markup-compatibility/2006" xmlns:o="urn:schemas-microsoft-com:office:office" xmlns:r="http://schemas.openxmlformats.org/officeDocument/2006/relationships" xmlns:m="http://schemas.openxmlformats.org/officeDocument/2006/math" xmlns:v="urn:schemas-microsoft-com:vml" xmlns:wp14="http://schemas.microsoft.com/office/word/2010/wordprocessingDrawing" xmlns:wp="http://schemas.openxmlformats.org/drawingml/2006/wordprocessingDrawing" xmlns:w10="urn:schemas-microsoft-com:office:word" xmlns:w="http://schemas.openxmlformats.org/wordprocessingml/2006/main" xmlns:w14="http://schemas.microsoft.com/office/word/2010/wordml" xmlns:w15="http://schemas.microsoft.com/office/word/2012/wordml" xmlns:w16se="http://schemas.microsoft.com/office/word/2015/wordml/symex" xmlns:wpg="http://schemas.microsoft.com/office/word/2010/wordprocessingGroup" xmlns:wpi="http://schemas.microsoft.com/office/word/2010/wordprocessingInk" xmlns:wne="http://schemas.microsoft.com/office/word/2006/wordml" xmlns:wps="http://schemas.microsoft.com/office/word/2010/wordprocessingShape" mc:Ignorable="w14 w15 w16se wp14">
+<w:ftr xmlns:wpc="http://schemas.microsoft.com/office/word/2010/wordprocessingCanvas" xmlns:cx="http://schemas.microsoft.com/office/drawing/2014/chartex" xmlns:cx1="http://schemas.microsoft.com/office/drawing/2015/9/8/chartex" xmlns:cx2="http://schemas.microsoft.com/office/drawing/2015/10/21/chartex" xmlns:cx3="http://schemas.microsoft.com/office/drawing/2016/5/9/chartex" xmlns:cx4="http://schemas.microsoft.com/office/drawing/2016/5/10/chartex" xmlns:cx5="http://schemas.microsoft.com/office/drawing/2016/5/11/chartex" xmlns:cx6="http://schemas.microsoft.com/office/drawing/2016/5/12/chartex" xmlns:cx7="http://schemas.microsoft.com/office/drawing/2016/5/13/chartex" xmlns:cx8="http://schemas.microsoft.com/office/drawing/2016/5/14/chartex" xmlns:mc="http://schemas.openxmlformats.org/markup-compatibility/2006" xmlns:aink="http://schemas.microsoft.com/office/drawing/2016/ink" xmlns:am3d="http://schemas.microsoft.com/office/drawing/2017/model3d" xmlns:o="urn:schemas-microsoft-com:office:office" xmlns:oel="http://schemas.microsoft.com/office/2019/extlst" xmlns:r="http://schemas.openxmlformats.org/officeDocument/2006/relationships" xmlns:m="http://schemas.openxmlformats.org/officeDocument/2006/math" xmlns:v="urn:schemas-microsoft-com:vml" xmlns:wp14="http://schemas.microsoft.com/office/word/2010/wordprocessingDrawing" xmlns:wp="http://schemas.openxmlformats.org/drawingml/2006/wordprocessingDrawing" xmlns:w10="urn:schemas-microsoft-com:office:word" xmlns:w="http://schemas.openxmlformats.org/wordprocessingml/2006/main" xmlns:w14="http://schemas.microsoft.com/office/word/2010/wordml" xmlns:w15="http://schemas.microsoft.com/office/word/2012/wordml" xmlns:w16cex="http://schemas.microsoft.com/office/word/2018/wordml/cex" xmlns:w16cid="http://schemas.microsoft.com/office/word/2016/wordml/cid" xmlns:w16="http://schemas.microsoft.com/office/word/2018/wordml" xmlns:w16du="http://schemas.microsoft.com/office/word/2023/wordml/word16du" xmlns:w16sdtdh="http://schemas.microsoft.com/office/word/2020/wordml/sdtdatahash" xmlns:w16sdtfl="http://schemas.microsoft.com/office/word/2024/wordml/sdtformatlock" xmlns:w16se="http://schemas.microsoft.com/office/word/2015/wordml/symex" xmlns:wpg="http://schemas.microsoft.com/office/word/2010/wordprocessingGroup" xmlns:wpi="http://schemas.microsoft.com/office/word/2010/wordprocessingInk" xmlns:wne="http://schemas.microsoft.com/office/word/2006/wordml" xmlns:wps="http://schemas.microsoft.com/office/word/2010/wordprocessingShape" mc:Ignorable="w14 w15 w16se w16cid w16 w16cex w16sdtdh w16sdtfl w16du wp14">
   <w:p>
     <w:pPr>
       <w:pStyle w:val="Footer"/>
@@ -6139,7 +5682,7 @@
 </file>
 
 <file path=word/footnotes.xml><?xml version="1.0" encoding="utf-8"?>
-<w:footnotes xmlns:wpc="http://schemas.microsoft.com/office/word/2010/wordprocessingCanvas" xmlns:cx="http://schemas.microsoft.com/office/drawing/2014/chartex" xmlns:cx1="http://schemas.microsoft.com/office/drawing/2015/9/8/chartex" xmlns:mc="http://schemas.openxmlformats.org/markup-compatibility/2006" xmlns:o="urn:schemas-microsoft-com:office:office" xmlns:r="http://schemas.openxmlformats.org/officeDocument/2006/relationships" xmlns:m="http://schemas.openxmlformats.org/officeDocument/2006/math" xmlns:v="urn:schemas-microsoft-com:vml" xmlns:wp14="http://schemas.microsoft.com/office/word/2010/wordprocessingDrawing" xmlns:wp="http://schemas.openxmlformats.org/drawingml/2006/wordprocessingDrawing" xmlns:w10="urn:schemas-microsoft-com:office:word" xmlns:w="http://schemas.openxmlformats.org/wordprocessingml/2006/main" xmlns:w14="http://schemas.microsoft.com/office/word/2010/wordml" xmlns:w15="http://schemas.microsoft.com/office/word/2012/wordml" xmlns:w16se="http://schemas.microsoft.com/office/word/2015/wordml/symex" xmlns:wpg="http://schemas.microsoft.com/office/word/2010/wordprocessingGroup" xmlns:wpi="http://schemas.microsoft.com/office/word/2010/wordprocessingInk" xmlns:wne="http://schemas.microsoft.com/office/word/2006/wordml" xmlns:wps="http://schemas.microsoft.com/office/word/2010/wordprocessingShape" mc:Ignorable="w14 w15 w16se wp14">
+<w:footnotes xmlns:wpc="http://schemas.microsoft.com/office/word/2010/wordprocessingCanvas" xmlns:cx="http://schemas.microsoft.com/office/drawing/2014/chartex" xmlns:cx1="http://schemas.microsoft.com/office/drawing/2015/9/8/chartex" xmlns:cx2="http://schemas.microsoft.com/office/drawing/2015/10/21/chartex" xmlns:cx3="http://schemas.microsoft.com/office/drawing/2016/5/9/chartex" xmlns:cx4="http://schemas.microsoft.com/office/drawing/2016/5/10/chartex" xmlns:cx5="http://schemas.microsoft.com/office/drawing/2016/5/11/chartex" xmlns:cx6="http://schemas.microsoft.com/office/drawing/2016/5/12/chartex" xmlns:cx7="http://schemas.microsoft.com/office/drawing/2016/5/13/chartex" xmlns:cx8="http://schemas.microsoft.com/office/drawing/2016/5/14/chartex" xmlns:mc="http://schemas.openxmlformats.org/markup-compatibility/2006" xmlns:aink="http://schemas.microsoft.com/office/drawing/2016/ink" xmlns:am3d="http://schemas.microsoft.com/office/drawing/2017/model3d" xmlns:o="urn:schemas-microsoft-com:office:office" xmlns:oel="http://schemas.microsoft.com/office/2019/extlst" xmlns:r="http://schemas.openxmlformats.org/officeDocument/2006/relationships" xmlns:m="http://schemas.openxmlformats.org/officeDocument/2006/math" xmlns:v="urn:schemas-microsoft-com:vml" xmlns:wp14="http://schemas.microsoft.com/office/word/2010/wordprocessingDrawing" xmlns:wp="http://schemas.openxmlformats.org/drawingml/2006/wordprocessingDrawing" xmlns:w10="urn:schemas-microsoft-com:office:word" xmlns:w="http://schemas.openxmlformats.org/wordprocessingml/2006/main" xmlns:w14="http://schemas.microsoft.com/office/word/2010/wordml" xmlns:w15="http://schemas.microsoft.com/office/word/2012/wordml" xmlns:w16cex="http://schemas.microsoft.com/office/word/2018/wordml/cex" xmlns:w16cid="http://schemas.microsoft.com/office/word/2016/wordml/cid" xmlns:w16="http://schemas.microsoft.com/office/word/2018/wordml" xmlns:w16du="http://schemas.microsoft.com/office/word/2023/wordml/word16du" xmlns:w16sdtdh="http://schemas.microsoft.com/office/word/2020/wordml/sdtdatahash" xmlns:w16sdtfl="http://schemas.microsoft.com/office/word/2024/wordml/sdtformatlock" xmlns:w16se="http://schemas.microsoft.com/office/word/2015/wordml/symex" xmlns:wpg="http://schemas.microsoft.com/office/word/2010/wordprocessingGroup" xmlns:wpi="http://schemas.microsoft.com/office/word/2010/wordprocessingInk" xmlns:wne="http://schemas.microsoft.com/office/word/2006/wordml" xmlns:wps="http://schemas.microsoft.com/office/word/2010/wordprocessingShape" mc:Ignorable="w14 w15 w16se w16cid w16 w16cex w16sdtdh w16sdtfl w16du wp14">
   <w:footnote w:type="separator" w:id="-1">
     <w:p>
       <w:r>
@@ -6158,7 +5701,7 @@
 </file>
 
 <file path=word/header1.xml><?xml version="1.0" encoding="utf-8"?>
-<w:hdr xmlns:wpc="http://schemas.microsoft.com/office/word/2010/wordprocessingCanvas" xmlns:cx="http://schemas.microsoft.com/office/drawing/2014/chartex" xmlns:cx1="http://schemas.microsoft.com/office/drawing/2015/9/8/chartex" xmlns:mc="http://schemas.openxmlformats.org/markup-compatibility/2006" xmlns:o="urn:schemas-microsoft-com:office:office" xmlns:r="http://schemas.openxmlformats.org/officeDocument/2006/relationships" xmlns:m="http://schemas.openxmlformats.org/officeDocument/2006/math" xmlns:v="urn:schemas-microsoft-com:vml" xmlns:wp14="http://schemas.microsoft.com/office/word/2010/wordprocessingDrawing" xmlns:wp="http://schemas.openxmlformats.org/drawingml/2006/wordprocessingDrawing" xmlns:w10="urn:schemas-microsoft-com:office:word" xmlns:w="http://schemas.openxmlformats.org/wordprocessingml/2006/main" xmlns:w14="http://schemas.microsoft.com/office/word/2010/wordml" xmlns:w15="http://schemas.microsoft.com/office/word/2012/wordml" xmlns:w16se="http://schemas.microsoft.com/office/word/2015/wordml/symex" xmlns:wpg="http://schemas.microsoft.com/office/word/2010/wordprocessingGroup" xmlns:wpi="http://schemas.microsoft.com/office/word/2010/wordprocessingInk" xmlns:wne="http://schemas.microsoft.com/office/word/2006/wordml" xmlns:wps="http://schemas.microsoft.com/office/word/2010/wordprocessingShape" mc:Ignorable="w14 w15 w16se wp14">
+<w:hdr xmlns:wpc="http://schemas.microsoft.com/office/word/2010/wordprocessingCanvas" xmlns:cx="http://schemas.microsoft.com/office/drawing/2014/chartex" xmlns:cx1="http://schemas.microsoft.com/office/drawing/2015/9/8/chartex" xmlns:cx2="http://schemas.microsoft.com/office/drawing/2015/10/21/chartex" xmlns:cx3="http://schemas.microsoft.com/office/drawing/2016/5/9/chartex" xmlns:cx4="http://schemas.microsoft.com/office/drawing/2016/5/10/chartex" xmlns:cx5="http://schemas.microsoft.com/office/drawing/2016/5/11/chartex" xmlns:cx6="http://schemas.microsoft.com/office/drawing/2016/5/12/chartex" xmlns:cx7="http://schemas.microsoft.com/office/drawing/2016/5/13/chartex" xmlns:cx8="http://schemas.microsoft.com/office/drawing/2016/5/14/chartex" xmlns:mc="http://schemas.openxmlformats.org/markup-compatibility/2006" xmlns:aink="http://schemas.microsoft.com/office/drawing/2016/ink" xmlns:am3d="http://schemas.microsoft.com/office/drawing/2017/model3d" xmlns:o="urn:schemas-microsoft-com:office:office" xmlns:oel="http://schemas.microsoft.com/office/2019/extlst" xmlns:r="http://schemas.openxmlformats.org/officeDocument/2006/relationships" xmlns:m="http://schemas.openxmlformats.org/officeDocument/2006/math" xmlns:v="urn:schemas-microsoft-com:vml" xmlns:wp14="http://schemas.microsoft.com/office/word/2010/wordprocessingDrawing" xmlns:wp="http://schemas.openxmlformats.org/drawingml/2006/wordprocessingDrawing" xmlns:w10="urn:schemas-microsoft-com:office:word" xmlns:w="http://schemas.openxmlformats.org/wordprocessingml/2006/main" xmlns:w14="http://schemas.microsoft.com/office/word/2010/wordml" xmlns:w15="http://schemas.microsoft.com/office/word/2012/wordml" xmlns:w16cex="http://schemas.microsoft.com/office/word/2018/wordml/cex" xmlns:w16cid="http://schemas.microsoft.com/office/word/2016/wordml/cid" xmlns:w16="http://schemas.microsoft.com/office/word/2018/wordml" xmlns:w16du="http://schemas.microsoft.com/office/word/2023/wordml/word16du" xmlns:w16sdtdh="http://schemas.microsoft.com/office/word/2020/wordml/sdtdatahash" xmlns:w16sdtfl="http://schemas.microsoft.com/office/word/2024/wordml/sdtformatlock" xmlns:w16se="http://schemas.microsoft.com/office/word/2015/wordml/symex" xmlns:wpg="http://schemas.microsoft.com/office/word/2010/wordprocessingGroup" xmlns:wpi="http://schemas.microsoft.com/office/word/2010/wordprocessingInk" xmlns:wne="http://schemas.microsoft.com/office/word/2006/wordml" xmlns:wps="http://schemas.microsoft.com/office/word/2010/wordprocessingShape" mc:Ignorable="w14 w15 w16se w16cid w16 w16cex w16sdtdh w16sdtfl w16du wp14">
   <w:p>
     <w:pPr>
       <w:pStyle w:val="Header"/>
@@ -6197,7 +5740,7 @@
                         <a14:useLocalDpi xmlns:a14="http://schemas.microsoft.com/office/drawing/2010/main" val="0"/>
                       </a:ext>
                       <a:ext uri="{96DAC541-7B7A-43D3-8B79-37D633B846F1}">
-                        <asvg:svgBlip xmlns="" xmlns:cx2="http://schemas.microsoft.com/office/drawing/2015/10/21/chartex" xmlns:cx3="http://schemas.microsoft.com/office/drawing/2016/5/9/chartex" xmlns:cx4="http://schemas.microsoft.com/office/drawing/2016/5/10/chartex" xmlns:cx5="http://schemas.microsoft.com/office/drawing/2016/5/11/chartex" xmlns:cx6="http://schemas.microsoft.com/office/drawing/2016/5/12/chartex" xmlns:cx7="http://schemas.microsoft.com/office/drawing/2016/5/13/chartex" xmlns:cx8="http://schemas.microsoft.com/office/drawing/2016/5/14/chartex" xmlns:aink="http://schemas.microsoft.com/office/drawing/2016/ink" xmlns:am3d="http://schemas.microsoft.com/office/drawing/2017/model3d" xmlns:o="urn:schemas-microsoft-com:office:office" xmlns:oel="http://schemas.microsoft.com/office/2019/extlst" xmlns:v="urn:schemas-microsoft-com:vml" xmlns:w10="urn:schemas-microsoft-com:office:word" xmlns:w="http://schemas.openxmlformats.org/wordprocessingml/2006/main" xmlns:w16cex="http://schemas.microsoft.com/office/word/2018/wordml/cex" xmlns:w16cid="http://schemas.microsoft.com/office/word/2016/wordml/cid" xmlns:w16="http://schemas.microsoft.com/office/word/2018/wordml" xmlns:w16du="http://schemas.microsoft.com/office/word/2023/wordml/word16du" xmlns:w16sdtdh="http://schemas.microsoft.com/office/word/2020/wordml/sdtdatahash" xmlns:w16sdtfl="http://schemas.microsoft.com/office/word/2024/wordml/sdtformatlock" xmlns:asvg="http://schemas.microsoft.com/office/drawing/2016/SVG/main" r:embed="rId2"/>
+                        <asvg:svgBlip xmlns:asvg="http://schemas.microsoft.com/office/drawing/2016/SVG/main" r:embed="rId2"/>
                       </a:ext>
                     </a:extLst>
                   </a:blip>
@@ -6231,7 +5774,7 @@
 </file>
 
 <file path=word/numbering.xml><?xml version="1.0" encoding="utf-8"?>
-<w:numbering xmlns:wpc="http://schemas.microsoft.com/office/word/2010/wordprocessingCanvas" xmlns:cx="http://schemas.microsoft.com/office/drawing/2014/chartex" xmlns:cx1="http://schemas.microsoft.com/office/drawing/2015/9/8/chartex" xmlns:mc="http://schemas.openxmlformats.org/markup-compatibility/2006" xmlns:o="urn:schemas-microsoft-com:office:office" xmlns:r="http://schemas.openxmlformats.org/officeDocument/2006/relationships" xmlns:m="http://schemas.openxmlformats.org/officeDocument/2006/math" xmlns:v="urn:schemas-microsoft-com:vml" xmlns:wp14="http://schemas.microsoft.com/office/word/2010/wordprocessingDrawing" xmlns:wp="http://schemas.openxmlformats.org/drawingml/2006/wordprocessingDrawing" xmlns:w10="urn:schemas-microsoft-com:office:word" xmlns:w="http://schemas.openxmlformats.org/wordprocessingml/2006/main" xmlns:w14="http://schemas.microsoft.com/office/word/2010/wordml" xmlns:w15="http://schemas.microsoft.com/office/word/2012/wordml" xmlns:w16se="http://schemas.microsoft.com/office/word/2015/wordml/symex" xmlns:wpg="http://schemas.microsoft.com/office/word/2010/wordprocessingGroup" xmlns:wpi="http://schemas.microsoft.com/office/word/2010/wordprocessingInk" xmlns:wne="http://schemas.microsoft.com/office/word/2006/wordml" xmlns:wps="http://schemas.microsoft.com/office/word/2010/wordprocessingShape" mc:Ignorable="w14 w15 w16se wp14">
+<w:numbering xmlns:wpc="http://schemas.microsoft.com/office/word/2010/wordprocessingCanvas" xmlns:cx="http://schemas.microsoft.com/office/drawing/2014/chartex" xmlns:cx1="http://schemas.microsoft.com/office/drawing/2015/9/8/chartex" xmlns:cx2="http://schemas.microsoft.com/office/drawing/2015/10/21/chartex" xmlns:cx3="http://schemas.microsoft.com/office/drawing/2016/5/9/chartex" xmlns:cx4="http://schemas.microsoft.com/office/drawing/2016/5/10/chartex" xmlns:cx5="http://schemas.microsoft.com/office/drawing/2016/5/11/chartex" xmlns:cx6="http://schemas.microsoft.com/office/drawing/2016/5/12/chartex" xmlns:cx7="http://schemas.microsoft.com/office/drawing/2016/5/13/chartex" xmlns:cx8="http://schemas.microsoft.com/office/drawing/2016/5/14/chartex" xmlns:mc="http://schemas.openxmlformats.org/markup-compatibility/2006" xmlns:aink="http://schemas.microsoft.com/office/drawing/2016/ink" xmlns:am3d="http://schemas.microsoft.com/office/drawing/2017/model3d" xmlns:o="urn:schemas-microsoft-com:office:office" xmlns:oel="http://schemas.microsoft.com/office/2019/extlst" xmlns:r="http://schemas.openxmlformats.org/officeDocument/2006/relationships" xmlns:m="http://schemas.openxmlformats.org/officeDocument/2006/math" xmlns:v="urn:schemas-microsoft-com:vml" xmlns:wp14="http://schemas.microsoft.com/office/word/2010/wordprocessingDrawing" xmlns:wp="http://schemas.openxmlformats.org/drawingml/2006/wordprocessingDrawing" xmlns:w10="urn:schemas-microsoft-com:office:word" xmlns:w="http://schemas.openxmlformats.org/wordprocessingml/2006/main" xmlns:w14="http://schemas.microsoft.com/office/word/2010/wordml" xmlns:w15="http://schemas.microsoft.com/office/word/2012/wordml" xmlns:w16cex="http://schemas.microsoft.com/office/word/2018/wordml/cex" xmlns:w16cid="http://schemas.microsoft.com/office/word/2016/wordml/cid" xmlns:w16="http://schemas.microsoft.com/office/word/2018/wordml" xmlns:w16du="http://schemas.microsoft.com/office/word/2023/wordml/word16du" xmlns:w16sdtdh="http://schemas.microsoft.com/office/word/2020/wordml/sdtdatahash" xmlns:w16sdtfl="http://schemas.microsoft.com/office/word/2024/wordml/sdtformatlock" xmlns:w16se="http://schemas.microsoft.com/office/word/2015/wordml/symex" xmlns:wpg="http://schemas.microsoft.com/office/word/2010/wordprocessingGroup" xmlns:wpi="http://schemas.microsoft.com/office/word/2010/wordprocessingInk" xmlns:wne="http://schemas.microsoft.com/office/word/2006/wordml" xmlns:wps="http://schemas.microsoft.com/office/word/2010/wordprocessingShape" mc:Ignorable="w14 w15 w16se w16cid w16 w16cex w16sdtdh w16sdtfl w16du wp14">
   <w:abstractNum w:abstractNumId="0" w15:restartNumberingAfterBreak="0">
     <w:nsid w:val="01610793"/>
     <w:multiLevelType w:val="hybridMultilevel"/>
@@ -9140,77 +8683,77 @@
       </w:rPr>
     </w:lvl>
   </w:abstractNum>
-  <w:num w:numId="1">
+  <w:num w:numId="1" w16cid:durableId="686297130">
     <w:abstractNumId w:val="20"/>
   </w:num>
-  <w:num w:numId="2">
+  <w:num w:numId="2" w16cid:durableId="324822279">
     <w:abstractNumId w:val="0"/>
   </w:num>
-  <w:num w:numId="3">
+  <w:num w:numId="3" w16cid:durableId="1586761659">
     <w:abstractNumId w:val="8"/>
   </w:num>
-  <w:num w:numId="4">
+  <w:num w:numId="4" w16cid:durableId="206724971">
     <w:abstractNumId w:val="11"/>
   </w:num>
-  <w:num w:numId="5">
+  <w:num w:numId="5" w16cid:durableId="633407300">
     <w:abstractNumId w:val="2"/>
   </w:num>
-  <w:num w:numId="6">
+  <w:num w:numId="6" w16cid:durableId="836849038">
     <w:abstractNumId w:val="4"/>
   </w:num>
-  <w:num w:numId="7">
+  <w:num w:numId="7" w16cid:durableId="946961749">
     <w:abstractNumId w:val="6"/>
   </w:num>
-  <w:num w:numId="8">
+  <w:num w:numId="8" w16cid:durableId="100493695">
     <w:abstractNumId w:val="10"/>
   </w:num>
-  <w:num w:numId="9">
+  <w:num w:numId="9" w16cid:durableId="1203785621">
     <w:abstractNumId w:val="15"/>
   </w:num>
-  <w:num w:numId="10">
+  <w:num w:numId="10" w16cid:durableId="465464668">
     <w:abstractNumId w:val="5"/>
   </w:num>
-  <w:num w:numId="11">
+  <w:num w:numId="11" w16cid:durableId="1750426323">
     <w:abstractNumId w:val="18"/>
   </w:num>
-  <w:num w:numId="12">
+  <w:num w:numId="12" w16cid:durableId="245919609">
     <w:abstractNumId w:val="7"/>
   </w:num>
-  <w:num w:numId="13">
+  <w:num w:numId="13" w16cid:durableId="735125455">
     <w:abstractNumId w:val="19"/>
   </w:num>
-  <w:num w:numId="14">
+  <w:num w:numId="14" w16cid:durableId="462042192">
     <w:abstractNumId w:val="3"/>
   </w:num>
-  <w:num w:numId="15">
+  <w:num w:numId="15" w16cid:durableId="700402296">
     <w:abstractNumId w:val="16"/>
   </w:num>
-  <w:num w:numId="16">
+  <w:num w:numId="16" w16cid:durableId="415638240">
     <w:abstractNumId w:val="9"/>
   </w:num>
-  <w:num w:numId="17">
+  <w:num w:numId="17" w16cid:durableId="720175719">
     <w:abstractNumId w:val="17"/>
   </w:num>
-  <w:num w:numId="18">
+  <w:num w:numId="18" w16cid:durableId="1274286868">
     <w:abstractNumId w:val="13"/>
   </w:num>
-  <w:num w:numId="19">
+  <w:num w:numId="19" w16cid:durableId="1068724325">
     <w:abstractNumId w:val="14"/>
   </w:num>
-  <w:num w:numId="20">
+  <w:num w:numId="20" w16cid:durableId="2033338869">
     <w:abstractNumId w:val="12"/>
   </w:num>
-  <w:num w:numId="21">
+  <w:num w:numId="21" w16cid:durableId="951398723">
     <w:abstractNumId w:val="1"/>
   </w:num>
-  <w:num w:numId="22">
+  <w:num w:numId="22" w16cid:durableId="2063822457">
     <w:abstractNumId w:val="21"/>
   </w:num>
 </w:numbering>
 </file>
 
 <file path=word/styles.xml><?xml version="1.0" encoding="utf-8"?>
-<w:styles xmlns:mc="http://schemas.openxmlformats.org/markup-compatibility/2006" xmlns:r="http://schemas.openxmlformats.org/officeDocument/2006/relationships" xmlns:w="http://schemas.openxmlformats.org/wordprocessingml/2006/main" xmlns:w14="http://schemas.microsoft.com/office/word/2010/wordml" xmlns:w15="http://schemas.microsoft.com/office/word/2012/wordml" xmlns:w16se="http://schemas.microsoft.com/office/word/2015/wordml/symex" mc:Ignorable="w14 w15 w16se">
+<w:styles xmlns:mc="http://schemas.openxmlformats.org/markup-compatibility/2006" xmlns:r="http://schemas.openxmlformats.org/officeDocument/2006/relationships" xmlns:w="http://schemas.openxmlformats.org/wordprocessingml/2006/main" xmlns:w14="http://schemas.microsoft.com/office/word/2010/wordml" xmlns:w15="http://schemas.microsoft.com/office/word/2012/wordml" xmlns:w16cex="http://schemas.microsoft.com/office/word/2018/wordml/cex" xmlns:w16cid="http://schemas.microsoft.com/office/word/2016/wordml/cid" xmlns:w16="http://schemas.microsoft.com/office/word/2018/wordml" xmlns:w16du="http://schemas.microsoft.com/office/word/2023/wordml/word16du" xmlns:w16sdtdh="http://schemas.microsoft.com/office/word/2020/wordml/sdtdatahash" xmlns:w16sdtfl="http://schemas.microsoft.com/office/word/2024/wordml/sdtformatlock" xmlns:w16se="http://schemas.microsoft.com/office/word/2015/wordml/symex" mc:Ignorable="w14 w15 w16se w16cid w16 w16cex w16sdtdh w16sdtfl w16du">
   <w:docDefaults>
     <w:rPrDefault>
       <w:rPr>
@@ -9222,7 +8765,7 @@
     </w:rPrDefault>
     <w:pPrDefault/>
   </w:docDefaults>
-  <w:latentStyles w:defLockedState="0" w:defUIPriority="99" w:defSemiHidden="0" w:defUnhideWhenUsed="0" w:defQFormat="0" w:count="371">
+  <w:latentStyles w:defLockedState="0" w:defUIPriority="99" w:defSemiHidden="0" w:defUnhideWhenUsed="0" w:defQFormat="0" w:count="376">
     <w:lsdException w:name="Normal" w:uiPriority="0" w:qFormat="1"/>
     <w:lsdException w:name="heading 1" w:uiPriority="9" w:qFormat="1"/>
     <w:lsdException w:name="heading 2" w:semiHidden="1" w:uiPriority="9" w:unhideWhenUsed="1" w:qFormat="1"/>
@@ -9594,6 +9137,11 @@
     <w:lsdException w:name="List Table 5 Dark Accent 6" w:uiPriority="50"/>
     <w:lsdException w:name="List Table 6 Colorful Accent 6" w:uiPriority="51"/>
     <w:lsdException w:name="List Table 7 Colorful Accent 6" w:uiPriority="52"/>
+    <w:lsdException w:name="Mention" w:semiHidden="1" w:unhideWhenUsed="1"/>
+    <w:lsdException w:name="Smart Hyperlink" w:semiHidden="1" w:unhideWhenUsed="1"/>
+    <w:lsdException w:name="Hashtag" w:semiHidden="1" w:unhideWhenUsed="1"/>
+    <w:lsdException w:name="Unresolved Mention" w:semiHidden="1" w:unhideWhenUsed="1"/>
+    <w:lsdException w:name="Smart Link" w:semiHidden="1" w:unhideWhenUsed="1"/>
   </w:latentStyles>
   <w:style w:type="paragraph" w:default="1" w:styleId="Normal">
     <w:name w:val="Normal"/>
@@ -10347,6 +9895,26 @@
 </file>
 
 <file path=customXml/item1.xml><?xml version="1.0" encoding="utf-8"?>
+<p:properties xmlns:p="http://schemas.microsoft.com/office/2006/metadata/properties" xmlns:xsi="http://www.w3.org/2001/XMLSchema-instance" xmlns:pc="http://schemas.microsoft.com/office/infopath/2007/PartnerControls">
+  <documentManagement>
+    <lcf76f155ced4ddcb4097134ff3c332f xmlns="76a08e5e-c9b8-49ea-9ec7-f3acfdbd52f5">
+      <Terms xmlns="http://schemas.microsoft.com/office/infopath/2007/PartnerControls"/>
+    </lcf76f155ced4ddcb4097134ff3c332f>
+    <TaxCatchAll xmlns="f1720773-46f4-4f94-ad1b-4d3d35fbf753" xsi:nil="true"/>
+  </documentManagement>
+</p:properties>
+</file>
+
+<file path=customXml/item2.xml><?xml version="1.0" encoding="utf-8"?>
+<?mso-contentType ?>
+<FormTemplates xmlns="http://schemas.microsoft.com/sharepoint/v3/contenttype/forms">
+  <Display>DocumentLibraryForm</Display>
+  <Edit>DocumentLibraryForm</Edit>
+  <New>DocumentLibraryForm</New>
+</FormTemplates>
+</file>
+
+<file path=customXml/item3.xml><?xml version="1.0" encoding="utf-8"?>
 <ct:contentTypeSchema xmlns:ct="http://schemas.microsoft.com/office/2006/metadata/contentType" xmlns:ma="http://schemas.microsoft.com/office/2006/metadata/properties/metaAttributes" ct:_="" ma:_="" ma:contentTypeName="Document" ma:contentTypeID="0x010100105AB03611D5C341BF7920DBA999080B" ma:contentTypeVersion="11" ma:contentTypeDescription="Create a new document." ma:contentTypeScope="" ma:versionID="a240f8448438de92d06c967fd2550a09">
   <xsd:schema xmlns:xsd="http://www.w3.org/2001/XMLSchema" xmlns:xs="http://www.w3.org/2001/XMLSchema" xmlns:p="http://schemas.microsoft.com/office/2006/metadata/properties" xmlns:ns2="76a08e5e-c9b8-49ea-9ec7-f3acfdbd52f5" xmlns:ns3="f1720773-46f4-4f94-ad1b-4d3d35fbf753" targetNamespace="http://schemas.microsoft.com/office/2006/metadata/properties" ma:root="true" ma:fieldsID="3bc964f977d638caff3cc9b6763f73c3" ns2:_="" ns3:_="">
     <xsd:import namespace="76a08e5e-c9b8-49ea-9ec7-f3acfdbd52f5"/>
@@ -10541,27 +10109,26 @@
 </ct:contentTypeSchema>
 </file>
 
-<file path=customXml/item2.xml><?xml version="1.0" encoding="utf-8"?>
-<?mso-contentType ?>
-<FormTemplates xmlns="http://schemas.microsoft.com/sharepoint/v3/contenttype/forms">
-  <Display>DocumentLibraryForm</Display>
-  <Edit>DocumentLibraryForm</Edit>
-  <New>DocumentLibraryForm</New>
-</FormTemplates>
+<file path=customXml/itemProps1.xml><?xml version="1.0" encoding="utf-8"?>
+<ds:datastoreItem xmlns:ds="http://schemas.openxmlformats.org/officeDocument/2006/customXml" ds:itemID="{011B3A46-5B9F-44E1-8CF7-8BFDB1F446B4}">
+  <ds:schemaRefs>
+    <ds:schemaRef ds:uri="http://schemas.microsoft.com/office/2006/metadata/properties"/>
+    <ds:schemaRef ds:uri="http://schemas.microsoft.com/office/infopath/2007/PartnerControls"/>
+    <ds:schemaRef ds:uri="76a08e5e-c9b8-49ea-9ec7-f3acfdbd52f5"/>
+    <ds:schemaRef ds:uri="f1720773-46f4-4f94-ad1b-4d3d35fbf753"/>
+  </ds:schemaRefs>
+</ds:datastoreItem>
 </file>
 
-<file path=customXml/item3.xml><?xml version="1.0" encoding="utf-8"?>
-<p:properties xmlns:p="http://schemas.microsoft.com/office/2006/metadata/properties" xmlns:xsi="http://www.w3.org/2001/XMLSchema-instance" xmlns:pc="http://schemas.microsoft.com/office/infopath/2007/PartnerControls">
-  <documentManagement>
-    <lcf76f155ced4ddcb4097134ff3c332f xmlns="76a08e5e-c9b8-49ea-9ec7-f3acfdbd52f5">
-      <Terms xmlns="http://schemas.microsoft.com/office/infopath/2007/PartnerControls"/>
-    </lcf76f155ced4ddcb4097134ff3c332f>
-    <TaxCatchAll xmlns="f1720773-46f4-4f94-ad1b-4d3d35fbf753" xsi:nil="true"/>
-  </documentManagement>
-</p:properties>
+<file path=customXml/itemProps2.xml><?xml version="1.0" encoding="utf-8"?>
+<ds:datastoreItem xmlns:ds="http://schemas.openxmlformats.org/officeDocument/2006/customXml" ds:itemID="{06C7D8CE-F9E6-49BB-A39D-63F5271B9E08}">
+  <ds:schemaRefs>
+    <ds:schemaRef ds:uri="http://schemas.microsoft.com/sharepoint/v3/contenttype/forms"/>
+  </ds:schemaRefs>
+</ds:datastoreItem>
 </file>
 
-<file path=customXml/itemProps1.xml><?xml version="1.0" encoding="utf-8"?>
+<file path=customXml/itemProps3.xml><?xml version="1.0" encoding="utf-8"?>
 <ds:datastoreItem xmlns:ds="http://schemas.openxmlformats.org/officeDocument/2006/customXml" ds:itemID="{6957883B-513D-419E-96B7-06C15ECC3D40}">
   <ds:schemaRefs>
     <ds:schemaRef ds:uri="http://schemas.microsoft.com/office/2006/metadata/contentType"/>
@@ -10578,23 +10145,4 @@
     <ds:schemaRef ds:uri="http://schemas.microsoft.com/internal/obd"/>
   </ds:schemaRefs>
 </ds:datastoreItem>
-</file>
-
-<file path=customXml/itemProps2.xml><?xml version="1.0" encoding="utf-8"?>
-<ds:datastoreItem xmlns:ds="http://schemas.openxmlformats.org/officeDocument/2006/customXml" ds:itemID="{06C7D8CE-F9E6-49BB-A39D-63F5271B9E08}">
-  <ds:schemaRefs>
-    <ds:schemaRef ds:uri="http://schemas.microsoft.com/sharepoint/v3/contenttype/forms"/>
-  </ds:schemaRefs>
-</ds:datastoreItem>
-</file>
-
-<file path=customXml/itemProps3.xml><?xml version="1.0" encoding="utf-8"?>
-<ds:datastoreItem xmlns:ds="http://schemas.openxmlformats.org/officeDocument/2006/customXml" ds:itemID="{011B3A46-5B9F-44E1-8CF7-8BFDB1F446B4}">
-  <ds:schemaRefs>
-    <ds:schemaRef ds:uri="http://schemas.microsoft.com/office/2006/metadata/properties"/>
-    <ds:schemaRef ds:uri="http://schemas.microsoft.com/office/infopath/2007/PartnerControls"/>
-    <ds:schemaRef ds:uri="76a08e5e-c9b8-49ea-9ec7-f3acfdbd52f5"/>
-    <ds:schemaRef ds:uri="f1720773-46f4-4f94-ad1b-4d3d35fbf753"/>
-  </ds:schemaRefs>
-</ds:datastoreItem>
 </file>